--- a/public/2026/seq02/FICHE_S2-A07_CHOISIR_4eme.docx
+++ b/public/2026/seq02/FICHE_S2-A07_CHOISIR_4eme.docx
@@ -279,7 +279,7 @@
     </w:tbl>
     <w:p>
       <w:pPr>
-        <w:spacing w:after="60"/>
+        <w:spacing w:after="96"/>
       </w:pPr>
     </w:p>
     <w:tbl>
@@ -329,8 +329,8 @@
                 <w:bCs/>
                 <w:i w:val="false"/>
                 <w:iCs w:val="false"/>
-                <w:sz w:val="16"/>
-                <w:szCs w:val="16"/>
+                <w:sz w:val="24"/>
+                <w:szCs w:val="24"/>
               </w:rPr>
               <w:t xml:space="preserve">Nom : </w:t>
             </w:r>
@@ -341,10 +341,10 @@
                 <w:bCs w:val="false"/>
                 <w:i w:val="false"/>
                 <w:iCs w:val="false"/>
-                <w:sz w:val="16"/>
-                <w:szCs w:val="16"/>
-              </w:rPr>
-              <w:t xml:space="preserve">....................................</w:t>
+                <w:sz w:val="24"/>
+                <w:szCs w:val="24"/>
+              </w:rPr>
+              <w:t xml:space="preserve">...................</w:t>
             </w:r>
           </w:p>
         </w:tc>
@@ -376,8 +376,8 @@
                 <w:bCs/>
                 <w:i w:val="false"/>
                 <w:iCs w:val="false"/>
-                <w:sz w:val="16"/>
-                <w:szCs w:val="16"/>
+                <w:sz w:val="24"/>
+                <w:szCs w:val="24"/>
               </w:rPr>
               <w:t xml:space="preserve">Prénom : </w:t>
             </w:r>
@@ -388,10 +388,10 @@
                 <w:bCs w:val="false"/>
                 <w:i w:val="false"/>
                 <w:iCs w:val="false"/>
-                <w:sz w:val="16"/>
-                <w:szCs w:val="16"/>
-              </w:rPr>
-              <w:t xml:space="preserve">...............................</w:t>
+                <w:sz w:val="24"/>
+                <w:szCs w:val="24"/>
+              </w:rPr>
+              <w:t xml:space="preserve">................</w:t>
             </w:r>
           </w:p>
         </w:tc>
@@ -423,8 +423,8 @@
                 <w:bCs/>
                 <w:i w:val="false"/>
                 <w:iCs w:val="false"/>
-                <w:sz w:val="16"/>
-                <w:szCs w:val="16"/>
+                <w:sz w:val="24"/>
+                <w:szCs w:val="24"/>
               </w:rPr>
               <w:t xml:space="preserve">Classe : </w:t>
             </w:r>
@@ -435,10 +435,10 @@
                 <w:bCs w:val="false"/>
                 <w:i w:val="false"/>
                 <w:iCs w:val="false"/>
-                <w:sz w:val="16"/>
-                <w:szCs w:val="16"/>
-              </w:rPr>
-              <w:t xml:space="preserve">..........</w:t>
+                <w:sz w:val="24"/>
+                <w:szCs w:val="24"/>
+              </w:rPr>
+              <w:t xml:space="preserve">......</w:t>
             </w:r>
           </w:p>
         </w:tc>
@@ -470,8 +470,8 @@
                 <w:bCs/>
                 <w:i w:val="false"/>
                 <w:iCs w:val="false"/>
-                <w:sz w:val="16"/>
-                <w:szCs w:val="16"/>
+                <w:sz w:val="24"/>
+                <w:szCs w:val="24"/>
               </w:rPr>
               <w:t xml:space="preserve">Maison : </w:t>
             </w:r>
@@ -482,10 +482,10 @@
                 <w:bCs w:val="false"/>
                 <w:i w:val="false"/>
                 <w:iCs w:val="false"/>
-                <w:sz w:val="16"/>
-                <w:szCs w:val="16"/>
-              </w:rPr>
-              <w:t xml:space="preserve">................</w:t>
+                <w:sz w:val="24"/>
+                <w:szCs w:val="24"/>
+              </w:rPr>
+              <w:t xml:space="preserve">......</w:t>
             </w:r>
           </w:p>
         </w:tc>
@@ -493,7 +493,7 @@
     </w:tbl>
     <w:p>
       <w:pPr>
-        <w:spacing w:after="60"/>
+        <w:spacing w:after="96"/>
       </w:pPr>
     </w:p>
     <w:tbl>
@@ -542,8 +542,8 @@
                 <w:bCs/>
                 <w:i w:val="false"/>
                 <w:iCs w:val="false"/>
-                <w:sz w:val="24"/>
-                <w:szCs w:val="24"/>
+                <w:sz w:val="32"/>
+                <w:szCs w:val="32"/>
               </w:rPr>
               <w:t xml:space="preserve">COMPARER POUR CHOISIR — LES ORDINATEURS DE LA SALLE 207</w:t>
             </w:r>
@@ -553,7 +553,7 @@
     </w:tbl>
     <w:p>
       <w:pPr>
-        <w:spacing w:after="60"/>
+        <w:spacing w:after="96"/>
       </w:pPr>
     </w:p>
     <w:tbl>
@@ -591,17 +591,17 @@
           </w:tcPr>
           <w:p>
             <w:pPr>
-              <w:spacing w:after="30"/>
-            </w:pPr>
-            <w:r>
-              <w:rPr>
-                <w:rFonts w:ascii="Arial" w:cs="Arial" w:eastAsia="Arial" w:hAnsi="Arial"/>
-                <w:b w:val="false"/>
-                <w:bCs w:val="false"/>
-                <w:i w:val="false"/>
-                <w:iCs w:val="false"/>
-                <w:sz w:val="18"/>
-                <w:szCs w:val="18"/>
+              <w:spacing w:after="48"/>
+            </w:pPr>
+            <w:r>
+              <w:rPr>
+                <w:rFonts w:ascii="Arial" w:cs="Arial" w:eastAsia="Arial" w:hAnsi="Arial"/>
+                <w:b w:val="false"/>
+                <w:bCs w:val="false"/>
+                <w:i w:val="false"/>
+                <w:iCs w:val="false"/>
+                <w:sz w:val="26"/>
+                <w:szCs w:val="26"/>
               </w:rPr>
               <w:t xml:space="preserve">Cinq ordinateurs de la salle 207 doivent être remplacés. Le collège a reçu trois devis (projetés au tableau). Le budget est de 600 000 F CFP pour les 5 postes. Usage prévu : traitement de texte, recherches, programmation. La gestionnaire te demande une recommandation argumentée.</w:t>
             </w:r>
@@ -617,8 +617,8 @@
                 <w:bCs/>
                 <w:i/>
                 <w:iCs/>
-                <w:sz w:val="18"/>
-                <w:szCs w:val="18"/>
+                <w:sz w:val="26"/>
+                <w:szCs w:val="26"/>
               </w:rPr>
               <w:t xml:space="preserve">PROBLÉMATIQUE : Comment comparer objectivement plusieurs objets techniques pour choisir selon un besoin et un budget ?</w:t>
             </w:r>
@@ -628,7 +628,7 @@
     </w:tbl>
     <w:p>
       <w:pPr>
-        <w:spacing w:after="80"/>
+        <w:spacing w:after="128"/>
       </w:pPr>
     </w:p>
     <w:tbl>
@@ -676,8 +676,8 @@
                 <w:bCs/>
                 <w:i w:val="false"/>
                 <w:iCs w:val="false"/>
-                <w:sz w:val="20"/>
-                <w:szCs w:val="20"/>
+                <w:sz w:val="28"/>
+                <w:szCs w:val="28"/>
               </w:rPr>
               <w:t xml:space="preserve">PARTIE 1 — Je dépouille les devis  (documents projetés au tableau)</w:t>
             </w:r>
@@ -687,12 +687,12 @@
     </w:tbl>
     <w:p>
       <w:pPr>
-        <w:spacing w:after="40"/>
-      </w:pPr>
-    </w:p>
-    <w:p>
-      <w:pPr>
-        <w:spacing w:after="60"/>
+        <w:spacing w:after="64"/>
+      </w:pPr>
+    </w:p>
+    <w:p>
+      <w:pPr>
+        <w:spacing w:after="96"/>
       </w:pPr>
       <w:r>
         <w:rPr>
@@ -701,8 +701,8 @@
           <w:bCs/>
           <w:i w:val="false"/>
           <w:iCs w:val="false"/>
-          <w:sz w:val="18"/>
-          <w:szCs w:val="18"/>
+          <w:sz w:val="26"/>
+          <w:szCs w:val="26"/>
         </w:rPr>
         <w:t xml:space="preserve">➤ </w:t>
       </w:r>
@@ -713,8 +713,8 @@
           <w:bCs w:val="false"/>
           <w:i w:val="false"/>
           <w:iCs w:val="false"/>
-          <w:sz w:val="18"/>
-          <w:szCs w:val="18"/>
+          <w:sz w:val="26"/>
+          <w:szCs w:val="26"/>
         </w:rPr>
         <w:t xml:space="preserve">Complète le tableau comparatif à partir des trois devis projetés.</w:t>
       </w:r>
@@ -768,8 +768,8 @@
                 <w:bCs/>
                 <w:i w:val="false"/>
                 <w:iCs w:val="false"/>
-                <w:sz w:val="16"/>
-                <w:szCs w:val="16"/>
+                <w:sz w:val="24"/>
+                <w:szCs w:val="24"/>
               </w:rPr>
               <w:t xml:space="preserve">Caractéristique</w:t>
             </w:r>
@@ -805,8 +805,8 @@
                 <w:bCs/>
                 <w:i w:val="false"/>
                 <w:iCs w:val="false"/>
-                <w:sz w:val="14"/>
-                <w:szCs w:val="14"/>
+                <w:sz w:val="22"/>
+                <w:szCs w:val="22"/>
               </w:rPr>
               <w:t xml:space="preserve">PC A — OfficeBox 300</w:t>
             </w:r>
@@ -842,8 +842,8 @@
                 <w:bCs/>
                 <w:i w:val="false"/>
                 <w:iCs w:val="false"/>
-                <w:sz w:val="14"/>
-                <w:szCs w:val="14"/>
+                <w:sz w:val="22"/>
+                <w:szCs w:val="22"/>
               </w:rPr>
               <w:t xml:space="preserve">PC B — ProLine 15</w:t>
             </w:r>
@@ -879,8 +879,8 @@
                 <w:bCs/>
                 <w:i w:val="false"/>
                 <w:iCs w:val="false"/>
-                <w:sz w:val="14"/>
-                <w:szCs w:val="14"/>
+                <w:sz w:val="22"/>
+                <w:szCs w:val="22"/>
               </w:rPr>
               <w:t xml:space="preserve">PC C — GamerZ Ultra</w:t>
             </w:r>
@@ -916,8 +916,8 @@
                 <w:bCs w:val="false"/>
                 <w:i w:val="false"/>
                 <w:iCs w:val="false"/>
-                <w:sz w:val="14"/>
-                <w:szCs w:val="14"/>
+                <w:sz w:val="22"/>
+                <w:szCs w:val="22"/>
               </w:rPr>
               <w:t xml:space="preserve">Prix unitaire (F CFP)</w:t>
             </w:r>
@@ -942,17 +942,17 @@
           </w:tcPr>
           <w:p>
             <w:pPr>
-              <w:spacing w:after="140"/>
-            </w:pPr>
-            <w:r>
-              <w:rPr>
-                <w:rFonts w:ascii="Arial" w:cs="Arial" w:eastAsia="Arial" w:hAnsi="Arial"/>
-                <w:b w:val="false"/>
-                <w:bCs w:val="false"/>
-                <w:i w:val="false"/>
-                <w:iCs w:val="false"/>
-                <w:sz w:val="16"/>
-                <w:szCs w:val="16"/>
+              <w:spacing w:after="224"/>
+            </w:pPr>
+            <w:r>
+              <w:rPr>
+                <w:rFonts w:ascii="Arial" w:cs="Arial" w:eastAsia="Arial" w:hAnsi="Arial"/>
+                <w:b w:val="false"/>
+                <w:bCs w:val="false"/>
+                <w:i w:val="false"/>
+                <w:iCs w:val="false"/>
+                <w:sz w:val="24"/>
+                <w:szCs w:val="24"/>
               </w:rPr>
               <w:t xml:space="preserve"/>
             </w:r>
@@ -977,17 +977,17 @@
           </w:tcPr>
           <w:p>
             <w:pPr>
-              <w:spacing w:after="140"/>
-            </w:pPr>
-            <w:r>
-              <w:rPr>
-                <w:rFonts w:ascii="Arial" w:cs="Arial" w:eastAsia="Arial" w:hAnsi="Arial"/>
-                <w:b w:val="false"/>
-                <w:bCs w:val="false"/>
-                <w:i w:val="false"/>
-                <w:iCs w:val="false"/>
-                <w:sz w:val="16"/>
-                <w:szCs w:val="16"/>
+              <w:spacing w:after="224"/>
+            </w:pPr>
+            <w:r>
+              <w:rPr>
+                <w:rFonts w:ascii="Arial" w:cs="Arial" w:eastAsia="Arial" w:hAnsi="Arial"/>
+                <w:b w:val="false"/>
+                <w:bCs w:val="false"/>
+                <w:i w:val="false"/>
+                <w:iCs w:val="false"/>
+                <w:sz w:val="24"/>
+                <w:szCs w:val="24"/>
               </w:rPr>
               <w:t xml:space="preserve"/>
             </w:r>
@@ -1012,17 +1012,17 @@
           </w:tcPr>
           <w:p>
             <w:pPr>
-              <w:spacing w:after="140"/>
-            </w:pPr>
-            <w:r>
-              <w:rPr>
-                <w:rFonts w:ascii="Arial" w:cs="Arial" w:eastAsia="Arial" w:hAnsi="Arial"/>
-                <w:b w:val="false"/>
-                <w:bCs w:val="false"/>
-                <w:i w:val="false"/>
-                <w:iCs w:val="false"/>
-                <w:sz w:val="16"/>
-                <w:szCs w:val="16"/>
+              <w:spacing w:after="224"/>
+            </w:pPr>
+            <w:r>
+              <w:rPr>
+                <w:rFonts w:ascii="Arial" w:cs="Arial" w:eastAsia="Arial" w:hAnsi="Arial"/>
+                <w:b w:val="false"/>
+                <w:bCs w:val="false"/>
+                <w:i w:val="false"/>
+                <w:iCs w:val="false"/>
+                <w:sz w:val="24"/>
+                <w:szCs w:val="24"/>
               </w:rPr>
               <w:t xml:space="preserve"/>
             </w:r>
@@ -1058,8 +1058,8 @@
                 <w:bCs w:val="false"/>
                 <w:i w:val="false"/>
                 <w:iCs w:val="false"/>
-                <w:sz w:val="14"/>
-                <w:szCs w:val="14"/>
+                <w:sz w:val="22"/>
+                <w:szCs w:val="22"/>
               </w:rPr>
               <w:t xml:space="preserve">Processeur</w:t>
             </w:r>
@@ -1084,17 +1084,17 @@
           </w:tcPr>
           <w:p>
             <w:pPr>
-              <w:spacing w:after="140"/>
-            </w:pPr>
-            <w:r>
-              <w:rPr>
-                <w:rFonts w:ascii="Arial" w:cs="Arial" w:eastAsia="Arial" w:hAnsi="Arial"/>
-                <w:b w:val="false"/>
-                <w:bCs w:val="false"/>
-                <w:i w:val="false"/>
-                <w:iCs w:val="false"/>
-                <w:sz w:val="16"/>
-                <w:szCs w:val="16"/>
+              <w:spacing w:after="224"/>
+            </w:pPr>
+            <w:r>
+              <w:rPr>
+                <w:rFonts w:ascii="Arial" w:cs="Arial" w:eastAsia="Arial" w:hAnsi="Arial"/>
+                <w:b w:val="false"/>
+                <w:bCs w:val="false"/>
+                <w:i w:val="false"/>
+                <w:iCs w:val="false"/>
+                <w:sz w:val="24"/>
+                <w:szCs w:val="24"/>
               </w:rPr>
               <w:t xml:space="preserve"/>
             </w:r>
@@ -1119,17 +1119,17 @@
           </w:tcPr>
           <w:p>
             <w:pPr>
-              <w:spacing w:after="140"/>
-            </w:pPr>
-            <w:r>
-              <w:rPr>
-                <w:rFonts w:ascii="Arial" w:cs="Arial" w:eastAsia="Arial" w:hAnsi="Arial"/>
-                <w:b w:val="false"/>
-                <w:bCs w:val="false"/>
-                <w:i w:val="false"/>
-                <w:iCs w:val="false"/>
-                <w:sz w:val="16"/>
-                <w:szCs w:val="16"/>
+              <w:spacing w:after="224"/>
+            </w:pPr>
+            <w:r>
+              <w:rPr>
+                <w:rFonts w:ascii="Arial" w:cs="Arial" w:eastAsia="Arial" w:hAnsi="Arial"/>
+                <w:b w:val="false"/>
+                <w:bCs w:val="false"/>
+                <w:i w:val="false"/>
+                <w:iCs w:val="false"/>
+                <w:sz w:val="24"/>
+                <w:szCs w:val="24"/>
               </w:rPr>
               <w:t xml:space="preserve"/>
             </w:r>
@@ -1154,17 +1154,17 @@
           </w:tcPr>
           <w:p>
             <w:pPr>
-              <w:spacing w:after="140"/>
-            </w:pPr>
-            <w:r>
-              <w:rPr>
-                <w:rFonts w:ascii="Arial" w:cs="Arial" w:eastAsia="Arial" w:hAnsi="Arial"/>
-                <w:b w:val="false"/>
-                <w:bCs w:val="false"/>
-                <w:i w:val="false"/>
-                <w:iCs w:val="false"/>
-                <w:sz w:val="16"/>
-                <w:szCs w:val="16"/>
+              <w:spacing w:after="224"/>
+            </w:pPr>
+            <w:r>
+              <w:rPr>
+                <w:rFonts w:ascii="Arial" w:cs="Arial" w:eastAsia="Arial" w:hAnsi="Arial"/>
+                <w:b w:val="false"/>
+                <w:bCs w:val="false"/>
+                <w:i w:val="false"/>
+                <w:iCs w:val="false"/>
+                <w:sz w:val="24"/>
+                <w:szCs w:val="24"/>
               </w:rPr>
               <w:t xml:space="preserve"/>
             </w:r>
@@ -1200,8 +1200,8 @@
                 <w:bCs w:val="false"/>
                 <w:i w:val="false"/>
                 <w:iCs w:val="false"/>
-                <w:sz w:val="14"/>
-                <w:szCs w:val="14"/>
+                <w:sz w:val="22"/>
+                <w:szCs w:val="22"/>
               </w:rPr>
               <w:t xml:space="preserve">Mémoire vive (RAM)</w:t>
             </w:r>
@@ -1226,17 +1226,17 @@
           </w:tcPr>
           <w:p>
             <w:pPr>
-              <w:spacing w:after="140"/>
-            </w:pPr>
-            <w:r>
-              <w:rPr>
-                <w:rFonts w:ascii="Arial" w:cs="Arial" w:eastAsia="Arial" w:hAnsi="Arial"/>
-                <w:b w:val="false"/>
-                <w:bCs w:val="false"/>
-                <w:i w:val="false"/>
-                <w:iCs w:val="false"/>
-                <w:sz w:val="16"/>
-                <w:szCs w:val="16"/>
+              <w:spacing w:after="224"/>
+            </w:pPr>
+            <w:r>
+              <w:rPr>
+                <w:rFonts w:ascii="Arial" w:cs="Arial" w:eastAsia="Arial" w:hAnsi="Arial"/>
+                <w:b w:val="false"/>
+                <w:bCs w:val="false"/>
+                <w:i w:val="false"/>
+                <w:iCs w:val="false"/>
+                <w:sz w:val="24"/>
+                <w:szCs w:val="24"/>
               </w:rPr>
               <w:t xml:space="preserve"/>
             </w:r>
@@ -1261,17 +1261,17 @@
           </w:tcPr>
           <w:p>
             <w:pPr>
-              <w:spacing w:after="140"/>
-            </w:pPr>
-            <w:r>
-              <w:rPr>
-                <w:rFonts w:ascii="Arial" w:cs="Arial" w:eastAsia="Arial" w:hAnsi="Arial"/>
-                <w:b w:val="false"/>
-                <w:bCs w:val="false"/>
-                <w:i w:val="false"/>
-                <w:iCs w:val="false"/>
-                <w:sz w:val="16"/>
-                <w:szCs w:val="16"/>
+              <w:spacing w:after="224"/>
+            </w:pPr>
+            <w:r>
+              <w:rPr>
+                <w:rFonts w:ascii="Arial" w:cs="Arial" w:eastAsia="Arial" w:hAnsi="Arial"/>
+                <w:b w:val="false"/>
+                <w:bCs w:val="false"/>
+                <w:i w:val="false"/>
+                <w:iCs w:val="false"/>
+                <w:sz w:val="24"/>
+                <w:szCs w:val="24"/>
               </w:rPr>
               <w:t xml:space="preserve"/>
             </w:r>
@@ -1296,17 +1296,17 @@
           </w:tcPr>
           <w:p>
             <w:pPr>
-              <w:spacing w:after="140"/>
-            </w:pPr>
-            <w:r>
-              <w:rPr>
-                <w:rFonts w:ascii="Arial" w:cs="Arial" w:eastAsia="Arial" w:hAnsi="Arial"/>
-                <w:b w:val="false"/>
-                <w:bCs w:val="false"/>
-                <w:i w:val="false"/>
-                <w:iCs w:val="false"/>
-                <w:sz w:val="16"/>
-                <w:szCs w:val="16"/>
+              <w:spacing w:after="224"/>
+            </w:pPr>
+            <w:r>
+              <w:rPr>
+                <w:rFonts w:ascii="Arial" w:cs="Arial" w:eastAsia="Arial" w:hAnsi="Arial"/>
+                <w:b w:val="false"/>
+                <w:bCs w:val="false"/>
+                <w:i w:val="false"/>
+                <w:iCs w:val="false"/>
+                <w:sz w:val="24"/>
+                <w:szCs w:val="24"/>
               </w:rPr>
               <w:t xml:space="preserve"/>
             </w:r>
@@ -1342,8 +1342,8 @@
                 <w:bCs w:val="false"/>
                 <w:i w:val="false"/>
                 <w:iCs w:val="false"/>
-                <w:sz w:val="14"/>
-                <w:szCs w:val="14"/>
+                <w:sz w:val="22"/>
+                <w:szCs w:val="22"/>
               </w:rPr>
               <w:t xml:space="preserve">Stockage</w:t>
             </w:r>
@@ -1368,17 +1368,17 @@
           </w:tcPr>
           <w:p>
             <w:pPr>
-              <w:spacing w:after="140"/>
-            </w:pPr>
-            <w:r>
-              <w:rPr>
-                <w:rFonts w:ascii="Arial" w:cs="Arial" w:eastAsia="Arial" w:hAnsi="Arial"/>
-                <w:b w:val="false"/>
-                <w:bCs w:val="false"/>
-                <w:i w:val="false"/>
-                <w:iCs w:val="false"/>
-                <w:sz w:val="16"/>
-                <w:szCs w:val="16"/>
+              <w:spacing w:after="224"/>
+            </w:pPr>
+            <w:r>
+              <w:rPr>
+                <w:rFonts w:ascii="Arial" w:cs="Arial" w:eastAsia="Arial" w:hAnsi="Arial"/>
+                <w:b w:val="false"/>
+                <w:bCs w:val="false"/>
+                <w:i w:val="false"/>
+                <w:iCs w:val="false"/>
+                <w:sz w:val="24"/>
+                <w:szCs w:val="24"/>
               </w:rPr>
               <w:t xml:space="preserve"/>
             </w:r>
@@ -1403,17 +1403,17 @@
           </w:tcPr>
           <w:p>
             <w:pPr>
-              <w:spacing w:after="140"/>
-            </w:pPr>
-            <w:r>
-              <w:rPr>
-                <w:rFonts w:ascii="Arial" w:cs="Arial" w:eastAsia="Arial" w:hAnsi="Arial"/>
-                <w:b w:val="false"/>
-                <w:bCs w:val="false"/>
-                <w:i w:val="false"/>
-                <w:iCs w:val="false"/>
-                <w:sz w:val="16"/>
-                <w:szCs w:val="16"/>
+              <w:spacing w:after="224"/>
+            </w:pPr>
+            <w:r>
+              <w:rPr>
+                <w:rFonts w:ascii="Arial" w:cs="Arial" w:eastAsia="Arial" w:hAnsi="Arial"/>
+                <w:b w:val="false"/>
+                <w:bCs w:val="false"/>
+                <w:i w:val="false"/>
+                <w:iCs w:val="false"/>
+                <w:sz w:val="24"/>
+                <w:szCs w:val="24"/>
               </w:rPr>
               <w:t xml:space="preserve"/>
             </w:r>
@@ -1438,17 +1438,17 @@
           </w:tcPr>
           <w:p>
             <w:pPr>
-              <w:spacing w:after="140"/>
-            </w:pPr>
-            <w:r>
-              <w:rPr>
-                <w:rFonts w:ascii="Arial" w:cs="Arial" w:eastAsia="Arial" w:hAnsi="Arial"/>
-                <w:b w:val="false"/>
-                <w:bCs w:val="false"/>
-                <w:i w:val="false"/>
-                <w:iCs w:val="false"/>
-                <w:sz w:val="16"/>
-                <w:szCs w:val="16"/>
+              <w:spacing w:after="224"/>
+            </w:pPr>
+            <w:r>
+              <w:rPr>
+                <w:rFonts w:ascii="Arial" w:cs="Arial" w:eastAsia="Arial" w:hAnsi="Arial"/>
+                <w:b w:val="false"/>
+                <w:bCs w:val="false"/>
+                <w:i w:val="false"/>
+                <w:iCs w:val="false"/>
+                <w:sz w:val="24"/>
+                <w:szCs w:val="24"/>
               </w:rPr>
               <w:t xml:space="preserve"/>
             </w:r>
@@ -1484,8 +1484,8 @@
                 <w:bCs w:val="false"/>
                 <w:i w:val="false"/>
                 <w:iCs w:val="false"/>
-                <w:sz w:val="14"/>
-                <w:szCs w:val="14"/>
+                <w:sz w:val="22"/>
+                <w:szCs w:val="22"/>
               </w:rPr>
               <w:t xml:space="preserve">Garantie</w:t>
             </w:r>
@@ -1510,17 +1510,17 @@
           </w:tcPr>
           <w:p>
             <w:pPr>
-              <w:spacing w:after="140"/>
-            </w:pPr>
-            <w:r>
-              <w:rPr>
-                <w:rFonts w:ascii="Arial" w:cs="Arial" w:eastAsia="Arial" w:hAnsi="Arial"/>
-                <w:b w:val="false"/>
-                <w:bCs w:val="false"/>
-                <w:i w:val="false"/>
-                <w:iCs w:val="false"/>
-                <w:sz w:val="16"/>
-                <w:szCs w:val="16"/>
+              <w:spacing w:after="224"/>
+            </w:pPr>
+            <w:r>
+              <w:rPr>
+                <w:rFonts w:ascii="Arial" w:cs="Arial" w:eastAsia="Arial" w:hAnsi="Arial"/>
+                <w:b w:val="false"/>
+                <w:bCs w:val="false"/>
+                <w:i w:val="false"/>
+                <w:iCs w:val="false"/>
+                <w:sz w:val="24"/>
+                <w:szCs w:val="24"/>
               </w:rPr>
               <w:t xml:space="preserve"/>
             </w:r>
@@ -1545,17 +1545,17 @@
           </w:tcPr>
           <w:p>
             <w:pPr>
-              <w:spacing w:after="140"/>
-            </w:pPr>
-            <w:r>
-              <w:rPr>
-                <w:rFonts w:ascii="Arial" w:cs="Arial" w:eastAsia="Arial" w:hAnsi="Arial"/>
-                <w:b w:val="false"/>
-                <w:bCs w:val="false"/>
-                <w:i w:val="false"/>
-                <w:iCs w:val="false"/>
-                <w:sz w:val="16"/>
-                <w:szCs w:val="16"/>
+              <w:spacing w:after="224"/>
+            </w:pPr>
+            <w:r>
+              <w:rPr>
+                <w:rFonts w:ascii="Arial" w:cs="Arial" w:eastAsia="Arial" w:hAnsi="Arial"/>
+                <w:b w:val="false"/>
+                <w:bCs w:val="false"/>
+                <w:i w:val="false"/>
+                <w:iCs w:val="false"/>
+                <w:sz w:val="24"/>
+                <w:szCs w:val="24"/>
               </w:rPr>
               <w:t xml:space="preserve"/>
             </w:r>
@@ -1580,17 +1580,17 @@
           </w:tcPr>
           <w:p>
             <w:pPr>
-              <w:spacing w:after="140"/>
-            </w:pPr>
-            <w:r>
-              <w:rPr>
-                <w:rFonts w:ascii="Arial" w:cs="Arial" w:eastAsia="Arial" w:hAnsi="Arial"/>
-                <w:b w:val="false"/>
-                <w:bCs w:val="false"/>
-                <w:i w:val="false"/>
-                <w:iCs w:val="false"/>
-                <w:sz w:val="16"/>
-                <w:szCs w:val="16"/>
+              <w:spacing w:after="224"/>
+            </w:pPr>
+            <w:r>
+              <w:rPr>
+                <w:rFonts w:ascii="Arial" w:cs="Arial" w:eastAsia="Arial" w:hAnsi="Arial"/>
+                <w:b w:val="false"/>
+                <w:bCs w:val="false"/>
+                <w:i w:val="false"/>
+                <w:iCs w:val="false"/>
+                <w:sz w:val="24"/>
+                <w:szCs w:val="24"/>
               </w:rPr>
               <w:t xml:space="preserve"/>
             </w:r>
@@ -1626,8 +1626,8 @@
                 <w:bCs w:val="false"/>
                 <w:i w:val="false"/>
                 <w:iCs w:val="false"/>
-                <w:sz w:val="14"/>
-                <w:szCs w:val="14"/>
+                <w:sz w:val="22"/>
+                <w:szCs w:val="22"/>
               </w:rPr>
               <w:t xml:space="preserve">Indice de réparabilité /10</w:t>
             </w:r>
@@ -1652,17 +1652,17 @@
           </w:tcPr>
           <w:p>
             <w:pPr>
-              <w:spacing w:after="140"/>
-            </w:pPr>
-            <w:r>
-              <w:rPr>
-                <w:rFonts w:ascii="Arial" w:cs="Arial" w:eastAsia="Arial" w:hAnsi="Arial"/>
-                <w:b w:val="false"/>
-                <w:bCs w:val="false"/>
-                <w:i w:val="false"/>
-                <w:iCs w:val="false"/>
-                <w:sz w:val="16"/>
-                <w:szCs w:val="16"/>
+              <w:spacing w:after="224"/>
+            </w:pPr>
+            <w:r>
+              <w:rPr>
+                <w:rFonts w:ascii="Arial" w:cs="Arial" w:eastAsia="Arial" w:hAnsi="Arial"/>
+                <w:b w:val="false"/>
+                <w:bCs w:val="false"/>
+                <w:i w:val="false"/>
+                <w:iCs w:val="false"/>
+                <w:sz w:val="24"/>
+                <w:szCs w:val="24"/>
               </w:rPr>
               <w:t xml:space="preserve"/>
             </w:r>
@@ -1687,17 +1687,17 @@
           </w:tcPr>
           <w:p>
             <w:pPr>
-              <w:spacing w:after="140"/>
-            </w:pPr>
-            <w:r>
-              <w:rPr>
-                <w:rFonts w:ascii="Arial" w:cs="Arial" w:eastAsia="Arial" w:hAnsi="Arial"/>
-                <w:b w:val="false"/>
-                <w:bCs w:val="false"/>
-                <w:i w:val="false"/>
-                <w:iCs w:val="false"/>
-                <w:sz w:val="16"/>
-                <w:szCs w:val="16"/>
+              <w:spacing w:after="224"/>
+            </w:pPr>
+            <w:r>
+              <w:rPr>
+                <w:rFonts w:ascii="Arial" w:cs="Arial" w:eastAsia="Arial" w:hAnsi="Arial"/>
+                <w:b w:val="false"/>
+                <w:bCs w:val="false"/>
+                <w:i w:val="false"/>
+                <w:iCs w:val="false"/>
+                <w:sz w:val="24"/>
+                <w:szCs w:val="24"/>
               </w:rPr>
               <w:t xml:space="preserve"/>
             </w:r>
@@ -1722,17 +1722,17 @@
           </w:tcPr>
           <w:p>
             <w:pPr>
-              <w:spacing w:after="140"/>
-            </w:pPr>
-            <w:r>
-              <w:rPr>
-                <w:rFonts w:ascii="Arial" w:cs="Arial" w:eastAsia="Arial" w:hAnsi="Arial"/>
-                <w:b w:val="false"/>
-                <w:bCs w:val="false"/>
-                <w:i w:val="false"/>
-                <w:iCs w:val="false"/>
-                <w:sz w:val="16"/>
-                <w:szCs w:val="16"/>
+              <w:spacing w:after="224"/>
+            </w:pPr>
+            <w:r>
+              <w:rPr>
+                <w:rFonts w:ascii="Arial" w:cs="Arial" w:eastAsia="Arial" w:hAnsi="Arial"/>
+                <w:b w:val="false"/>
+                <w:bCs w:val="false"/>
+                <w:i w:val="false"/>
+                <w:iCs w:val="false"/>
+                <w:sz w:val="24"/>
+                <w:szCs w:val="24"/>
               </w:rPr>
               <w:t xml:space="preserve"/>
             </w:r>
@@ -1768,8 +1768,8 @@
                 <w:bCs w:val="false"/>
                 <w:i w:val="false"/>
                 <w:iCs w:val="false"/>
-                <w:sz w:val="14"/>
-                <w:szCs w:val="14"/>
+                <w:sz w:val="22"/>
+                <w:szCs w:val="22"/>
               </w:rPr>
               <w:t xml:space="preserve">SAV en Nouvelle-Calédonie ?</w:t>
             </w:r>
@@ -1794,17 +1794,17 @@
           </w:tcPr>
           <w:p>
             <w:pPr>
-              <w:spacing w:after="140"/>
-            </w:pPr>
-            <w:r>
-              <w:rPr>
-                <w:rFonts w:ascii="Arial" w:cs="Arial" w:eastAsia="Arial" w:hAnsi="Arial"/>
-                <w:b w:val="false"/>
-                <w:bCs w:val="false"/>
-                <w:i w:val="false"/>
-                <w:iCs w:val="false"/>
-                <w:sz w:val="16"/>
-                <w:szCs w:val="16"/>
+              <w:spacing w:after="224"/>
+            </w:pPr>
+            <w:r>
+              <w:rPr>
+                <w:rFonts w:ascii="Arial" w:cs="Arial" w:eastAsia="Arial" w:hAnsi="Arial"/>
+                <w:b w:val="false"/>
+                <w:bCs w:val="false"/>
+                <w:i w:val="false"/>
+                <w:iCs w:val="false"/>
+                <w:sz w:val="24"/>
+                <w:szCs w:val="24"/>
               </w:rPr>
               <w:t xml:space="preserve"/>
             </w:r>
@@ -1829,17 +1829,17 @@
           </w:tcPr>
           <w:p>
             <w:pPr>
-              <w:spacing w:after="140"/>
-            </w:pPr>
-            <w:r>
-              <w:rPr>
-                <w:rFonts w:ascii="Arial" w:cs="Arial" w:eastAsia="Arial" w:hAnsi="Arial"/>
-                <w:b w:val="false"/>
-                <w:bCs w:val="false"/>
-                <w:i w:val="false"/>
-                <w:iCs w:val="false"/>
-                <w:sz w:val="16"/>
-                <w:szCs w:val="16"/>
+              <w:spacing w:after="224"/>
+            </w:pPr>
+            <w:r>
+              <w:rPr>
+                <w:rFonts w:ascii="Arial" w:cs="Arial" w:eastAsia="Arial" w:hAnsi="Arial"/>
+                <w:b w:val="false"/>
+                <w:bCs w:val="false"/>
+                <w:i w:val="false"/>
+                <w:iCs w:val="false"/>
+                <w:sz w:val="24"/>
+                <w:szCs w:val="24"/>
               </w:rPr>
               <w:t xml:space="preserve"/>
             </w:r>
@@ -1864,17 +1864,17 @@
           </w:tcPr>
           <w:p>
             <w:pPr>
-              <w:spacing w:after="140"/>
-            </w:pPr>
-            <w:r>
-              <w:rPr>
-                <w:rFonts w:ascii="Arial" w:cs="Arial" w:eastAsia="Arial" w:hAnsi="Arial"/>
-                <w:b w:val="false"/>
-                <w:bCs w:val="false"/>
-                <w:i w:val="false"/>
-                <w:iCs w:val="false"/>
-                <w:sz w:val="16"/>
-                <w:szCs w:val="16"/>
+              <w:spacing w:after="224"/>
+            </w:pPr>
+            <w:r>
+              <w:rPr>
+                <w:rFonts w:ascii="Arial" w:cs="Arial" w:eastAsia="Arial" w:hAnsi="Arial"/>
+                <w:b w:val="false"/>
+                <w:bCs w:val="false"/>
+                <w:i w:val="false"/>
+                <w:iCs w:val="false"/>
+                <w:sz w:val="24"/>
+                <w:szCs w:val="24"/>
               </w:rPr>
               <w:t xml:space="preserve"/>
             </w:r>
@@ -1884,7 +1884,7 @@
     </w:tbl>
     <w:p>
       <w:pPr>
-        <w:spacing w:after="40"/>
+        <w:spacing w:after="64"/>
       </w:pPr>
     </w:p>
     <w:tbl>
@@ -1932,8 +1932,8 @@
                 <w:bCs/>
                 <w:i w:val="false"/>
                 <w:iCs w:val="false"/>
-                <w:sz w:val="20"/>
-                <w:szCs w:val="20"/>
+                <w:sz w:val="28"/>
+                <w:szCs w:val="28"/>
               </w:rPr>
               <w:t xml:space="preserve">PARTIE 2 — J'analyse les caractéristiques</w:t>
             </w:r>
@@ -1943,12 +1943,12 @@
     </w:tbl>
     <w:p>
       <w:pPr>
-        <w:spacing w:after="40"/>
-      </w:pPr>
-    </w:p>
-    <w:p>
-      <w:pPr>
-        <w:spacing w:after="60"/>
+        <w:spacing w:after="64"/>
+      </w:pPr>
+    </w:p>
+    <w:p>
+      <w:pPr>
+        <w:spacing w:after="96"/>
       </w:pPr>
       <w:r>
         <w:rPr>
@@ -1957,15 +1957,15 @@
           <w:bCs/>
           <w:i w:val="false"/>
           <w:iCs w:val="false"/>
-          <w:sz w:val="16"/>
-          <w:szCs w:val="16"/>
+          <w:sz w:val="24"/>
+          <w:szCs w:val="24"/>
         </w:rPr>
         <w:t xml:space="preserve">2a. Quel PC fait dépasser le budget de 600 000 F CFP pour 5 postes ? Prouve-le par un calcul.</w:t>
       </w:r>
     </w:p>
     <w:p>
       <w:pPr>
-        <w:spacing w:after="70"/>
+        <w:spacing w:after="112"/>
       </w:pPr>
       <w:r>
         <w:rPr>
@@ -1974,15 +1974,15 @@
           <w:bCs w:val="false"/>
           <w:i w:val="false"/>
           <w:iCs w:val="false"/>
-          <w:sz w:val="16"/>
-          <w:szCs w:val="16"/>
+          <w:sz w:val="24"/>
+          <w:szCs w:val="24"/>
         </w:rPr>
-        <w:t xml:space="preserve">......................................................................................................................</w:t>
+        <w:t xml:space="preserve">.............................................................................</w:t>
       </w:r>
     </w:p>
     <w:p>
       <w:pPr>
-        <w:spacing w:after="60"/>
+        <w:spacing w:after="96"/>
       </w:pPr>
       <w:r>
         <w:rPr>
@@ -1991,15 +1991,15 @@
           <w:bCs/>
           <w:i w:val="false"/>
           <w:iCs w:val="false"/>
-          <w:sz w:val="16"/>
-          <w:szCs w:val="16"/>
+          <w:sz w:val="24"/>
+          <w:szCs w:val="24"/>
         </w:rPr>
         <w:t xml:space="preserve">2b. Pourquoi 4 Go de mémoire vive (RAM) est-il insuffisant aujourd'hui ? (souviens-toi de la SEQ01 !)</w:t>
       </w:r>
     </w:p>
     <w:p>
       <w:pPr>
-        <w:spacing w:after="70"/>
+        <w:spacing w:after="112"/>
       </w:pPr>
       <w:r>
         <w:rPr>
@@ -2008,15 +2008,15 @@
           <w:bCs w:val="false"/>
           <w:i w:val="false"/>
           <w:iCs w:val="false"/>
-          <w:sz w:val="16"/>
-          <w:szCs w:val="16"/>
+          <w:sz w:val="24"/>
+          <w:szCs w:val="24"/>
         </w:rPr>
-        <w:t xml:space="preserve">......................................................................................................................</w:t>
+        <w:t xml:space="preserve">.............................................................................</w:t>
       </w:r>
     </w:p>
     <w:p>
       <w:pPr>
-        <w:spacing w:after="60"/>
+        <w:spacing w:after="96"/>
       </w:pPr>
       <w:r>
         <w:rPr>
@@ -2025,15 +2025,15 @@
           <w:bCs/>
           <w:i w:val="false"/>
           <w:iCs w:val="false"/>
-          <w:sz w:val="16"/>
-          <w:szCs w:val="16"/>
+          <w:sz w:val="24"/>
+          <w:szCs w:val="24"/>
         </w:rPr>
         <w:t xml:space="preserve">2c. Quel avantage un stockage SSD offre-t-il par rapport à un disque dur HDD ?</w:t>
       </w:r>
     </w:p>
     <w:p>
       <w:pPr>
-        <w:spacing w:after="70"/>
+        <w:spacing w:after="112"/>
       </w:pPr>
       <w:r>
         <w:rPr>
@@ -2042,15 +2042,15 @@
           <w:bCs w:val="false"/>
           <w:i w:val="false"/>
           <w:iCs w:val="false"/>
-          <w:sz w:val="16"/>
-          <w:szCs w:val="16"/>
+          <w:sz w:val="24"/>
+          <w:szCs w:val="24"/>
         </w:rPr>
-        <w:t xml:space="preserve">......................................................................................................................</w:t>
+        <w:t xml:space="preserve">.............................................................................</w:t>
       </w:r>
     </w:p>
     <w:p>
       <w:pPr>
-        <w:spacing w:after="40"/>
+        <w:spacing w:after="64"/>
       </w:pPr>
     </w:p>
     <w:tbl>
@@ -2098,8 +2098,8 @@
                 <w:bCs/>
                 <w:i w:val="false"/>
                 <w:iCs w:val="false"/>
-                <w:sz w:val="20"/>
-                <w:szCs w:val="20"/>
+                <w:sz w:val="28"/>
+                <w:szCs w:val="28"/>
               </w:rPr>
               <w:t xml:space="preserve">PARTIE 3 — Ma recommandation  (raisonnement type brevet)</w:t>
             </w:r>
@@ -2109,12 +2109,12 @@
     </w:tbl>
     <w:p>
       <w:pPr>
-        <w:spacing w:after="40"/>
-      </w:pPr>
-    </w:p>
-    <w:p>
-      <w:pPr>
-        <w:spacing w:after="60"/>
+        <w:spacing w:after="64"/>
+      </w:pPr>
+    </w:p>
+    <w:p>
+      <w:pPr>
+        <w:spacing w:after="96"/>
       </w:pPr>
       <w:r>
         <w:rPr>
@@ -2123,8 +2123,8 @@
           <w:bCs/>
           <w:i w:val="false"/>
           <w:iCs w:val="false"/>
-          <w:sz w:val="18"/>
-          <w:szCs w:val="18"/>
+          <w:sz w:val="26"/>
+          <w:szCs w:val="26"/>
         </w:rPr>
         <w:t xml:space="preserve">➤ </w:t>
       </w:r>
@@ -2135,15 +2135,15 @@
           <w:bCs w:val="false"/>
           <w:i w:val="false"/>
           <w:iCs w:val="false"/>
-          <w:sz w:val="18"/>
-          <w:szCs w:val="18"/>
+          <w:sz w:val="26"/>
+          <w:szCs w:val="26"/>
         </w:rPr>
         <w:t xml:space="preserve">Rédige un paragraphe argumenté recommandant UN modèle pour l'usage prévu au collège. Exigences : au moins TROIS critères chiffrés tirés du tableau, et une phrase sur le respect du budget.</w:t>
       </w:r>
     </w:p>
     <w:p>
       <w:pPr>
-        <w:spacing w:after="70"/>
+        <w:spacing w:after="112"/>
       </w:pPr>
       <w:r>
         <w:rPr>
@@ -2152,15 +2152,15 @@
           <w:bCs w:val="false"/>
           <w:i w:val="false"/>
           <w:iCs w:val="false"/>
-          <w:sz w:val="16"/>
-          <w:szCs w:val="16"/>
+          <w:sz w:val="24"/>
+          <w:szCs w:val="24"/>
         </w:rPr>
-        <w:t xml:space="preserve">......................................................................................................................</w:t>
+        <w:t xml:space="preserve">.............................................................................</w:t>
       </w:r>
     </w:p>
     <w:p>
       <w:pPr>
-        <w:spacing w:after="70"/>
+        <w:spacing w:after="112"/>
       </w:pPr>
       <w:r>
         <w:rPr>
@@ -2169,15 +2169,15 @@
           <w:bCs w:val="false"/>
           <w:i w:val="false"/>
           <w:iCs w:val="false"/>
-          <w:sz w:val="16"/>
-          <w:szCs w:val="16"/>
+          <w:sz w:val="24"/>
+          <w:szCs w:val="24"/>
         </w:rPr>
-        <w:t xml:space="preserve">......................................................................................................................</w:t>
+        <w:t xml:space="preserve">.............................................................................</w:t>
       </w:r>
     </w:p>
     <w:p>
       <w:pPr>
-        <w:spacing w:after="70"/>
+        <w:spacing w:after="112"/>
       </w:pPr>
       <w:r>
         <w:rPr>
@@ -2186,15 +2186,15 @@
           <w:bCs w:val="false"/>
           <w:i w:val="false"/>
           <w:iCs w:val="false"/>
-          <w:sz w:val="16"/>
-          <w:szCs w:val="16"/>
+          <w:sz w:val="24"/>
+          <w:szCs w:val="24"/>
         </w:rPr>
-        <w:t xml:space="preserve">......................................................................................................................</w:t>
+        <w:t xml:space="preserve">.............................................................................</w:t>
       </w:r>
     </w:p>
     <w:p>
       <w:pPr>
-        <w:spacing w:after="70"/>
+        <w:spacing w:after="112"/>
       </w:pPr>
       <w:r>
         <w:rPr>
@@ -2203,15 +2203,15 @@
           <w:bCs w:val="false"/>
           <w:i w:val="false"/>
           <w:iCs w:val="false"/>
-          <w:sz w:val="16"/>
-          <w:szCs w:val="16"/>
+          <w:sz w:val="24"/>
+          <w:szCs w:val="24"/>
         </w:rPr>
-        <w:t xml:space="preserve">......................................................................................................................</w:t>
+        <w:t xml:space="preserve">.............................................................................</w:t>
       </w:r>
     </w:p>
     <w:p>
       <w:pPr>
-        <w:spacing w:after="70"/>
+        <w:spacing w:after="112"/>
       </w:pPr>
       <w:r>
         <w:rPr>
@@ -2220,15 +2220,15 @@
           <w:bCs w:val="false"/>
           <w:i w:val="false"/>
           <w:iCs w:val="false"/>
-          <w:sz w:val="16"/>
-          <w:szCs w:val="16"/>
+          <w:sz w:val="24"/>
+          <w:szCs w:val="24"/>
         </w:rPr>
-        <w:t xml:space="preserve">......................................................................................................................</w:t>
+        <w:t xml:space="preserve">.............................................................................</w:t>
       </w:r>
     </w:p>
     <w:p>
       <w:pPr>
-        <w:spacing w:after="40"/>
+        <w:spacing w:after="64"/>
       </w:pPr>
     </w:p>
     <w:tbl>
@@ -2276,8 +2276,8 @@
                 <w:bCs/>
                 <w:i w:val="false"/>
                 <w:iCs w:val="false"/>
-                <w:sz w:val="20"/>
-                <w:szCs w:val="20"/>
+                <w:sz w:val="28"/>
+                <w:szCs w:val="28"/>
               </w:rPr>
               <w:t xml:space="preserve">PARTIE 4 — Le vrai coût d'un ordinateur</w:t>
             </w:r>
@@ -2287,12 +2287,12 @@
     </w:tbl>
     <w:p>
       <w:pPr>
-        <w:spacing w:after="40"/>
-      </w:pPr>
-    </w:p>
-    <w:p>
-      <w:pPr>
-        <w:spacing w:after="60"/>
+        <w:spacing w:after="64"/>
+      </w:pPr>
+    </w:p>
+    <w:p>
+      <w:pPr>
+        <w:spacing w:after="96"/>
       </w:pPr>
       <w:r>
         <w:rPr>
@@ -2301,15 +2301,15 @@
           <w:bCs/>
           <w:i w:val="false"/>
           <w:iCs w:val="false"/>
-          <w:sz w:val="16"/>
-          <w:szCs w:val="16"/>
+          <w:sz w:val="24"/>
+          <w:szCs w:val="24"/>
         </w:rPr>
         <w:t xml:space="preserve">4a. Le PC B affiche un indice de réparabilité de 8/10 : sa RAM et son SSD se remplacent facilement. Explique en quoi cela réduit le coût réel de l'ordinateur sur 5 ans.</w:t>
       </w:r>
     </w:p>
     <w:p>
       <w:pPr>
-        <w:spacing w:after="70"/>
+        <w:spacing w:after="112"/>
       </w:pPr>
       <w:r>
         <w:rPr>
@@ -2318,15 +2318,15 @@
           <w:bCs w:val="false"/>
           <w:i w:val="false"/>
           <w:iCs w:val="false"/>
-          <w:sz w:val="16"/>
-          <w:szCs w:val="16"/>
+          <w:sz w:val="24"/>
+          <w:szCs w:val="24"/>
         </w:rPr>
-        <w:t xml:space="preserve">......................................................................................................................</w:t>
+        <w:t xml:space="preserve">.............................................................................</w:t>
       </w:r>
     </w:p>
     <w:p>
       <w:pPr>
-        <w:spacing w:after="70"/>
+        <w:spacing w:after="112"/>
       </w:pPr>
       <w:r>
         <w:rPr>
@@ -2335,15 +2335,15 @@
           <w:bCs w:val="false"/>
           <w:i w:val="false"/>
           <w:iCs w:val="false"/>
-          <w:sz w:val="16"/>
-          <w:szCs w:val="16"/>
+          <w:sz w:val="24"/>
+          <w:szCs w:val="24"/>
         </w:rPr>
-        <w:t xml:space="preserve">......................................................................................................................</w:t>
+        <w:t xml:space="preserve">.............................................................................</w:t>
       </w:r>
     </w:p>
     <w:p>
       <w:pPr>
-        <w:spacing w:after="60"/>
+        <w:spacing w:after="96"/>
       </w:pPr>
       <w:r>
         <w:rPr>
@@ -2352,15 +2352,15 @@
           <w:bCs/>
           <w:i w:val="false"/>
           <w:iCs w:val="false"/>
-          <w:sz w:val="16"/>
-          <w:szCs w:val="16"/>
+          <w:sz w:val="24"/>
+          <w:szCs w:val="24"/>
         </w:rPr>
         <w:t xml:space="preserve">4b. Le PC C n'a pas de SAV en Nouvelle-Calédonie : il repart en métropole en cas de panne. Cite UNE conséquence concrète pour le collège.</w:t>
       </w:r>
     </w:p>
     <w:p>
       <w:pPr>
-        <w:spacing w:after="70"/>
+        <w:spacing w:after="112"/>
       </w:pPr>
       <w:r>
         <w:rPr>
@@ -2369,15 +2369,15 @@
           <w:bCs w:val="false"/>
           <w:i w:val="false"/>
           <w:iCs w:val="false"/>
-          <w:sz w:val="16"/>
-          <w:szCs w:val="16"/>
+          <w:sz w:val="24"/>
+          <w:szCs w:val="24"/>
         </w:rPr>
-        <w:t xml:space="preserve">......................................................................................................................</w:t>
+        <w:t xml:space="preserve">.............................................................................</w:t>
       </w:r>
     </w:p>
     <w:p>
       <w:pPr>
-        <w:spacing w:after="40"/>
+        <w:spacing w:after="64"/>
       </w:pPr>
     </w:p>
     <w:tbl>
@@ -2416,7 +2416,7 @@
           </w:tcPr>
           <w:p>
             <w:pPr>
-              <w:spacing w:after="60"/>
+              <w:spacing w:after="96"/>
             </w:pPr>
             <w:commentRangeStart w:id="0"/>
             <w:r>
@@ -2426,8 +2426,8 @@
                 <w:bCs/>
                 <w:i w:val="false"/>
                 <w:iCs w:val="false"/>
-                <w:sz w:val="20"/>
-                <w:szCs w:val="20"/>
+                <w:sz w:val="28"/>
+                <w:szCs w:val="28"/>
               </w:rPr>
               <w:t xml:space="preserve">BILAN — Ce que je retiens</w:t>
             </w:r>
@@ -2441,53 +2441,53 @@
           </w:p>
           <w:p>
             <w:pPr>
-              <w:spacing w:after="60"/>
-            </w:pPr>
-            <w:r>
-              <w:rPr>
-                <w:rFonts w:ascii="Arial" w:cs="Arial" w:eastAsia="Arial" w:hAnsi="Arial"/>
-                <w:b w:val="false"/>
-                <w:bCs w:val="false"/>
-                <w:i w:val="false"/>
-                <w:iCs w:val="false"/>
-                <w:sz w:val="18"/>
-                <w:szCs w:val="18"/>
-              </w:rPr>
-              <w:t xml:space="preserve">Choisir un OST, c'est croiser un ........................................ , des critères de comparaison et des contraintes (le budget, par exemple).</w:t>
-            </w:r>
-          </w:p>
-          <w:p>
-            <w:pPr>
-              <w:spacing w:after="60"/>
-            </w:pPr>
-            <w:r>
-              <w:rPr>
-                <w:rFonts w:ascii="Arial" w:cs="Arial" w:eastAsia="Arial" w:hAnsi="Arial"/>
-                <w:b w:val="false"/>
-                <w:bCs w:val="false"/>
-                <w:i w:val="false"/>
-                <w:iCs w:val="false"/>
-                <w:sz w:val="18"/>
-                <w:szCs w:val="18"/>
-              </w:rPr>
-              <w:t xml:space="preserve">Les caractéristiques ........................................ (prix, RAM, garantie…) permettent une comparaison objective, dans un tableau.</w:t>
-            </w:r>
-          </w:p>
-          <w:p>
-            <w:pPr>
-              <w:spacing w:after="60"/>
-            </w:pPr>
-            <w:r>
-              <w:rPr>
-                <w:rFonts w:ascii="Arial" w:cs="Arial" w:eastAsia="Arial" w:hAnsi="Arial"/>
-                <w:b w:val="false"/>
-                <w:bCs w:val="false"/>
-                <w:i w:val="false"/>
-                <w:iCs w:val="false"/>
-                <w:sz w:val="18"/>
-                <w:szCs w:val="18"/>
-              </w:rPr>
-              <w:t xml:space="preserve">Le coût réel d'un objet inclut sa durée de vie : la ........................................ et le SAV local en font partie.</w:t>
+              <w:spacing w:after="96"/>
+            </w:pPr>
+            <w:r>
+              <w:rPr>
+                <w:rFonts w:ascii="Arial" w:cs="Arial" w:eastAsia="Arial" w:hAnsi="Arial"/>
+                <w:b w:val="false"/>
+                <w:bCs w:val="false"/>
+                <w:i w:val="false"/>
+                <w:iCs w:val="false"/>
+                <w:sz w:val="26"/>
+                <w:szCs w:val="26"/>
+              </w:rPr>
+              <w:t xml:space="preserve">Choisir un OST, c'est croiser un .......................... , des critères de comparaison et des contraintes (le budget, par exemple).</w:t>
+            </w:r>
+          </w:p>
+          <w:p>
+            <w:pPr>
+              <w:spacing w:after="96"/>
+            </w:pPr>
+            <w:r>
+              <w:rPr>
+                <w:rFonts w:ascii="Arial" w:cs="Arial" w:eastAsia="Arial" w:hAnsi="Arial"/>
+                <w:b w:val="false"/>
+                <w:bCs w:val="false"/>
+                <w:i w:val="false"/>
+                <w:iCs w:val="false"/>
+                <w:sz w:val="26"/>
+                <w:szCs w:val="26"/>
+              </w:rPr>
+              <w:t xml:space="preserve">Les caractéristiques .......................... (prix, RAM, garantie…) permettent une comparaison objective, dans un tableau.</w:t>
+            </w:r>
+          </w:p>
+          <w:p>
+            <w:pPr>
+              <w:spacing w:after="96"/>
+            </w:pPr>
+            <w:r>
+              <w:rPr>
+                <w:rFonts w:ascii="Arial" w:cs="Arial" w:eastAsia="Arial" w:hAnsi="Arial"/>
+                <w:b w:val="false"/>
+                <w:bCs w:val="false"/>
+                <w:i w:val="false"/>
+                <w:iCs w:val="false"/>
+                <w:sz w:val="26"/>
+                <w:szCs w:val="26"/>
+              </w:rPr>
+              <w:t xml:space="preserve">Le coût réel d'un objet inclut sa durée de vie : la .......................... et le SAV local en font partie.</w:t>
             </w:r>
           </w:p>
         </w:tc>
@@ -2505,8 +2505,8 @@
           <w:bCs w:val="false"/>
           <w:i/>
           <w:iCs/>
-          <w:sz w:val="16"/>
-          <w:szCs w:val="16"/>
+          <w:sz w:val="24"/>
+          <w:szCs w:val="24"/>
         </w:rPr>
         <w:t xml:space="preserve">« On ne peut améliorer que ce que l'on mesure. » — d'après W. Edwards Deming, ingénieur</w:t>
       </w:r>
@@ -2700,8 +2700,8 @@
     <w:rPrDefault>
       <w:rPr>
         <w:rFonts w:ascii="Arial" w:cs="Arial" w:eastAsia="Arial" w:hAnsi="Arial"/>
-        <w:sz w:val="18"/>
-        <w:szCs w:val="18"/>
+        <w:sz w:val="24"/>
+        <w:szCs w:val="24"/>
       </w:rPr>
     </w:rPrDefault>
     <w:pPrDefault/>

--- a/public/2026/seq02/FICHE_S2-A07_CHOISIR_4eme.docx
+++ b/public/2026/seq02/FICHE_S2-A07_CHOISIR_4eme.docx
@@ -2418,7 +2418,6 @@
             <w:pPr>
               <w:spacing w:after="96"/>
             </w:pPr>
-            <w:commentRangeStart w:id="0"/>
             <w:r>
               <w:rPr>
                 <w:rFonts w:ascii="Arial" w:cs="Arial" w:eastAsia="Arial" w:hAnsi="Arial"/>
@@ -2430,13 +2429,6 @@
                 <w:szCs w:val="28"/>
               </w:rPr>
               <w:t xml:space="preserve">BILAN — Ce que je retiens</w:t>
-            </w:r>
-            <w:commentRangeEnd w:id="0"/>
-            <w:r>
-              <w:rPr>
-                <w:rStyle w:val="CommentReference"/>
-              </w:rPr>
-              <w:commentReference w:id="0"/>
             </w:r>
           </w:p>
           <w:p>
@@ -2519,47 +2511,6 @@
     </w:sectPr>
   </w:body>
 </w:document>
-</file>
-
-<file path=word/comments.xml><?xml version="1.0" encoding="utf-8"?>
-<w:comments xmlns:cx="http://schemas.microsoft.com/office/drawing/2014/chartex" xmlns:cx1="http://schemas.microsoft.com/office/drawing/2015/9/8/chartex" xmlns:cx2="http://schemas.microsoft.com/office/drawing/2015/10/21/chartex" xmlns:cx3="http://schemas.microsoft.com/office/drawing/2016/5/9/chartex" xmlns:cx4="http://schemas.microsoft.com/office/drawing/2016/5/10/chartex" xmlns:cx5="http://schemas.microsoft.com/office/drawing/2016/5/11/chartex" xmlns:cx6="http://schemas.microsoft.com/office/drawing/2016/5/12/chartex" xmlns:cx7="http://schemas.microsoft.com/office/drawing/2016/5/13/chartex" xmlns:cx8="http://schemas.microsoft.com/office/drawing/2016/5/14/chartex" xmlns:mc="http://schemas.openxmlformats.org/markup-compatibility/2006" xmlns:aink="http://schemas.microsoft.com/office/drawing/2016/ink" xmlns:am3d="http://schemas.microsoft.com/office/drawing/2017/model3d" xmlns:o="urn:schemas-microsoft-com:office:office" xmlns:r="http://schemas.openxmlformats.org/officeDocument/2006/relationships" xmlns:m="http://schemas.openxmlformats.org/officeDocument/2006/math" xmlns:v="urn:schemas-microsoft-com:vml" xmlns:wp14="http://schemas.microsoft.com/office/word/2010/wordprocessingDrawing" xmlns:wp="http://schemas.openxmlformats.org/drawingml/2006/wordprocessingDrawing" xmlns:w10="urn:schemas-microsoft-com:office:word" xmlns:w="http://schemas.openxmlformats.org/wordprocessingml/2006/main" xmlns:w14="http://schemas.microsoft.com/office/word/2010/wordml" xmlns:w15="http://schemas.microsoft.com/office/word/2012/wordml" xmlns:w16cex="http://schemas.microsoft.com/office/word/2018/wordml/cex" xmlns:w16cid="http://schemas.microsoft.com/office/word/2016/wordml/cid" xmlns:w16="http://schemas.microsoft.com/office/word/2018/wordml" xmlns:w16sdtdh="http://schemas.microsoft.com/office/word/2020/wordml/sdtdatahash" xmlns:w16se="http://schemas.microsoft.com/office/word/2015/wordml/symex" xmlns:wpg="http://schemas.microsoft.com/office/word/2010/wordprocessingGroup" xmlns:wpi="http://schemas.microsoft.com/office/word/2010/wordprocessingInk" xmlns:wne="http://schemas.microsoft.com/office/word/2006/wordml" xmlns:wps="http://schemas.microsoft.com/office/word/2010/wordprocessingShape">
-  <w:comment w:id="0" w:author="Claude" w:date="2026-07-07T09:56:45Z" w:initials="C">
-    <w:p>
-      <w:r>
-        <w:rPr>
-          <w:rStyle w:val="CommentReference"/>
-        </w:rPr>
-        <w:annotationRef/>
-      </w:r>
-      <w:r>
-        <w:rPr>
-          <w:color w:val="000000"/>
-          <w:sz w:val="20"/>
-          <w:szCs w:val="20"/>
-        </w:rPr>
-        <w:t xml:space="preserve">CORRIGÉ EXPRESS — 2a : PC C → 5 × 185 000 = 925 000 F &gt; 600 000 F. 2b : 4 Go de RAM saturent dès qu'un navigateur ouvre plusieurs onglets → ordinateur lent (cf. SEQ01 : la RAM stocke les programmes en cours d'exécution). 2c : SSD = démarrage et ouverture des fichiers bien plus rapides, aucune pièce mécanique fragile. Partie 3 attendu : PC B ProLine 15 (5 × 119 000 = 595 000 F ≤ budget ; 4 cœurs 2,8 GHz ; 8 Go RAM ; SSD 256 Go ; garantie 2 ans ; réparabilité 8/10 ; SAV NC). 4a : remplacer la RAM ou le SSD prolonge la durée de vie → pas de rachat complet du poste. 4b : postes immobilisés plusieurs semaines (renvoi en métropole) + frais de fret. Bilan : besoin — chiffrées — réparabilité.</w:t>
-      </w:r>
-    </w:p>
-  </w:comment>
-</w:comments>
-</file>
-
-<file path=word/commentsExtended.xml><?xml version="1.0" encoding="utf-8"?>
-<w15:commentsEx xmlns:wpc="http://schemas.microsoft.com/office/word/2010/wordprocessingCanvas" xmlns:cx="http://schemas.microsoft.com/office/drawing/2014/chartex" xmlns:cx1="http://schemas.microsoft.com/office/drawing/2015/9/8/chartex" xmlns:cx2="http://schemas.microsoft.com/office/drawing/2015/10/21/chartex" xmlns:cx3="http://schemas.microsoft.com/office/drawing/2016/5/9/chartex" xmlns:cx4="http://schemas.microsoft.com/office/drawing/2016/5/10/chartex" xmlns:cx5="http://schemas.microsoft.com/office/drawing/2016/5/11/chartex" xmlns:cx6="http://schemas.microsoft.com/office/drawing/2016/5/12/chartex" xmlns:cx7="http://schemas.microsoft.com/office/drawing/2016/5/13/chartex" xmlns:cx8="http://schemas.microsoft.com/office/drawing/2016/5/14/chartex" xmlns:mc="http://schemas.openxmlformats.org/markup-compatibility/2006" xmlns:aink="http://schemas.microsoft.com/office/drawing/2016/ink" xmlns:am3d="http://schemas.microsoft.com/office/drawing/2017/model3d" xmlns:o="urn:schemas-microsoft-com:office:office" xmlns:oel="http://schemas.microsoft.com/office/2019/extlst" xmlns:r="http://schemas.openxmlformats.org/officeDocument/2006/relationships" xmlns:m="http://schemas.openxmlformats.org/officeDocument/2006/math" xmlns:v="urn:schemas-microsoft-com:vml" xmlns:wp14="http://schemas.microsoft.com/office/word/2010/wordprocessingDrawing" xmlns:wp="http://schemas.openxmlformats.org/drawingml/2006/wordprocessingDrawing" xmlns:w10="urn:schemas-microsoft-com:office:word" xmlns:w="http://schemas.openxmlformats.org/wordprocessingml/2006/main" xmlns:w14="http://schemas.microsoft.com/office/word/2010/wordml" xmlns:w15="http://schemas.microsoft.com/office/word/2012/wordml" xmlns:w16cex="http://schemas.microsoft.com/office/word/2018/wordml/cex" xmlns:w16cid="http://schemas.microsoft.com/office/word/2016/wordml/cid" xmlns:w16="http://schemas.microsoft.com/office/word/2018/wordml" xmlns:w16du="http://schemas.microsoft.com/office/word/2023/wordml/word16du" xmlns:w16sdtdh="http://schemas.microsoft.com/office/word/2020/wordml/sdtdatahash" xmlns:w16sdtfl="http://schemas.microsoft.com/office/word/2024/wordml/sdtformatlock" xmlns:w16se="http://schemas.microsoft.com/office/word/2015/wordml/symex" xmlns:wpg="http://schemas.microsoft.com/office/word/2010/wordprocessingGroup" xmlns:wpi="http://schemas.microsoft.com/office/word/2010/wordprocessingInk" xmlns:wne="http://schemas.microsoft.com/office/word/2006/wordml" xmlns:wps="http://schemas.microsoft.com/office/word/2010/wordprocessingShape" mc:Ignorable="w14 w15 w16se w16cid w16 w16cex w16sdtdh w16sdtfl w16du wp14">
-  <w15:commentEx w15:paraId="0BE01BD3" w15:done="0"/>
-</w15:commentsEx>
-</file>
-
-<file path=word/commentsExtensible.xml><?xml version="1.0" encoding="utf-8"?>
-<w16cex:commentsExtensible xmlns:wpc="http://schemas.microsoft.com/office/word/2010/wordprocessingCanvas" xmlns:cx="http://schemas.microsoft.com/office/drawing/2014/chartex" xmlns:cx1="http://schemas.microsoft.com/office/drawing/2015/9/8/chartex" xmlns:cx2="http://schemas.microsoft.com/office/drawing/2015/10/21/chartex" xmlns:cx3="http://schemas.microsoft.com/office/drawing/2016/5/9/chartex" xmlns:cx4="http://schemas.microsoft.com/office/drawing/2016/5/10/chartex" xmlns:cx5="http://schemas.microsoft.com/office/drawing/2016/5/11/chartex" xmlns:cx6="http://schemas.microsoft.com/office/drawing/2016/5/12/chartex" xmlns:cx7="http://schemas.microsoft.com/office/drawing/2016/5/13/chartex" xmlns:cx8="http://schemas.microsoft.com/office/drawing/2016/5/14/chartex" xmlns:mc="http://schemas.openxmlformats.org/markup-compatibility/2006" xmlns:aink="http://schemas.microsoft.com/office/drawing/2016/ink" xmlns:am3d="http://schemas.microsoft.com/office/drawing/2017/model3d" xmlns:o="urn:schemas-microsoft-com:office:office" xmlns:oel="http://schemas.microsoft.com/office/2019/extlst" xmlns:r="http://schemas.openxmlformats.org/officeDocument/2006/relationships" xmlns:m="http://schemas.openxmlformats.org/officeDocument/2006/math" xmlns:v="urn:schemas-microsoft-com:vml" xmlns:wp14="http://schemas.microsoft.com/office/word/2010/wordprocessingDrawing" xmlns:wp="http://schemas.openxmlformats.org/drawingml/2006/wordprocessingDrawing" xmlns:w10="urn:schemas-microsoft-com:office:word" xmlns:w="http://schemas.openxmlformats.org/wordprocessingml/2006/main" xmlns:w14="http://schemas.microsoft.com/office/word/2010/wordml" xmlns:w15="http://schemas.microsoft.com/office/word/2012/wordml" xmlns:w16cex="http://schemas.microsoft.com/office/word/2018/wordml/cex" xmlns:w16cid="http://schemas.microsoft.com/office/word/2016/wordml/cid" xmlns:w16="http://schemas.microsoft.com/office/word/2018/wordml" xmlns:w16du="http://schemas.microsoft.com/office/word/2023/wordml/word16du" xmlns:w16sdtdh="http://schemas.microsoft.com/office/word/2020/wordml/sdtdatahash" xmlns:w16sdtfl="http://schemas.microsoft.com/office/word/2024/wordml/sdtformatlock" xmlns:w16se="http://schemas.microsoft.com/office/word/2015/wordml/symex" xmlns:wpg="http://schemas.microsoft.com/office/word/2010/wordprocessingGroup" xmlns:wpi="http://schemas.microsoft.com/office/word/2010/wordprocessingInk" xmlns:wne="http://schemas.microsoft.com/office/word/2006/wordml" xmlns:wps="http://schemas.microsoft.com/office/word/2010/wordprocessingShape" xmlns:cr="http://schemas.microsoft.com/office/comments/2020/reactions" mc:Ignorable="w14 w15 w16se w16cid w16 w16cex w16sdtdh w16sdtfl cr w16du wp14">
-  <w16cex:commentExtensible w16cex:durableId="422EBC6D" w16cex:dateUtc="2026-07-07T09:56:45Z"/>
-</w16cex:commentsExtensible>
-</file>
-
-<file path=word/commentsIds.xml><?xml version="1.0" encoding="utf-8"?>
-<w16cid:commentsIds xmlns:wpc="http://schemas.microsoft.com/office/word/2010/wordprocessingCanvas" xmlns:cx="http://schemas.microsoft.com/office/drawing/2014/chartex" xmlns:cx1="http://schemas.microsoft.com/office/drawing/2015/9/8/chartex" xmlns:cx2="http://schemas.microsoft.com/office/drawing/2015/10/21/chartex" xmlns:cx3="http://schemas.microsoft.com/office/drawing/2016/5/9/chartex" xmlns:cx4="http://schemas.microsoft.com/office/drawing/2016/5/10/chartex" xmlns:cx5="http://schemas.microsoft.com/office/drawing/2016/5/11/chartex" xmlns:cx6="http://schemas.microsoft.com/office/drawing/2016/5/12/chartex" xmlns:cx7="http://schemas.microsoft.com/office/drawing/2016/5/13/chartex" xmlns:cx8="http://schemas.microsoft.com/office/drawing/2016/5/14/chartex" xmlns:mc="http://schemas.openxmlformats.org/markup-compatibility/2006" xmlns:aink="http://schemas.microsoft.com/office/drawing/2016/ink" xmlns:am3d="http://schemas.microsoft.com/office/drawing/2017/model3d" xmlns:o="urn:schemas-microsoft-com:office:office" xmlns:oel="http://schemas.microsoft.com/office/2019/extlst" xmlns:r="http://schemas.openxmlformats.org/officeDocument/2006/relationships" xmlns:m="http://schemas.openxmlformats.org/officeDocument/2006/math" xmlns:v="urn:schemas-microsoft-com:vml" xmlns:wp14="http://schemas.microsoft.com/office/word/2010/wordprocessingDrawing" xmlns:wp="http://schemas.openxmlformats.org/drawingml/2006/wordprocessingDrawing" xmlns:w10="urn:schemas-microsoft-com:office:word" xmlns:w="http://schemas.openxmlformats.org/wordprocessingml/2006/main" xmlns:w14="http://schemas.microsoft.com/office/word/2010/wordml" xmlns:w15="http://schemas.microsoft.com/office/word/2012/wordml" xmlns:w16cex="http://schemas.microsoft.com/office/word/2018/wordml/cex" xmlns:w16cid="http://schemas.microsoft.com/office/word/2016/wordml/cid" xmlns:w16="http://schemas.microsoft.com/office/word/2018/wordml" xmlns:w16du="http://schemas.microsoft.com/office/word/2023/wordml/word16du" xmlns:w16sdtdh="http://schemas.microsoft.com/office/word/2020/wordml/sdtdatahash" xmlns:w16sdtfl="http://schemas.microsoft.com/office/word/2024/wordml/sdtformatlock" xmlns:w16se="http://schemas.microsoft.com/office/word/2015/wordml/symex" xmlns:wpg="http://schemas.microsoft.com/office/word/2010/wordprocessingGroup" xmlns:wpi="http://schemas.microsoft.com/office/word/2010/wordprocessingInk" xmlns:wne="http://schemas.microsoft.com/office/word/2006/wordml" xmlns:wps="http://schemas.microsoft.com/office/word/2010/wordprocessingShape" mc:Ignorable="w14 w15 w16se w16cid w16 w16cex w16sdtdh w16sdtfl w16du wp14">
-  <w16cid:commentId w16cid:paraId="0BE01BD3" w16cid:durableId="422EBC6D"/>
-</w16cid:commentsIds>
 </file>
 
 <file path=word/endnotes.xml><?xml version="1.0" encoding="utf-8"?>

--- a/public/2026/seq02/FICHE_S2-A07_CHOISIR_4eme.docx
+++ b/public/2026/seq02/FICHE_S2-A07_CHOISIR_4eme.docx
@@ -21,6 +21,9 @@
         <w:gridCol w:w="1200"/>
       </w:tblGrid>
       <w:tr>
+        <w:trPr>
+          <w:cantSplit/>
+        </w:trPr>
         <w:tc>
           <w:tcPr>
             <w:tcW w:type="dxa" w:w="1266"/>
@@ -210,6 +213,32 @@
               <w:t xml:space="preserve">ACTIVITÉ N°07</w:t>
             </w:r>
           </w:p>
+          <w:p>
+            <w:pPr>
+              <w:spacing w:after="0"/>
+            </w:pPr>
+            <w:r>
+              <w:rPr>
+                <w:rFonts w:ascii="Arial" w:cs="Arial" w:eastAsia="Arial" w:hAnsi="Arial"/>
+                <w:sz w:val="14"/>
+                <w:szCs w:val="14"/>
+              </w:rPr>
+              <w:t xml:space="preserve">NOM : ..............................</w:t>
+            </w:r>
+          </w:p>
+          <w:p>
+            <w:pPr>
+              <w:spacing w:after="0"/>
+            </w:pPr>
+            <w:r>
+              <w:rPr>
+                <w:rFonts w:ascii="Arial" w:cs="Arial" w:eastAsia="Arial" w:hAnsi="Arial"/>
+                <w:sz w:val="14"/>
+                <w:szCs w:val="14"/>
+              </w:rPr>
+              <w:t xml:space="preserve">PRÉNOM : .........................</w:t>
+            </w:r>
+          </w:p>
         </w:tc>
         <w:tc>
           <w:tcPr>
@@ -295,32 +324,36 @@
         </w:tblBorders>
       </w:tblPr>
       <w:tblGrid>
-        <w:gridCol w:w="2840"/>
-        <w:gridCol w:w="2840"/>
-        <w:gridCol w:w="1640"/>
-        <w:gridCol w:w="2040"/>
+        <w:gridCol w:w="9360"/>
       </w:tblGrid>
       <w:tr>
-        <w:tc>
-          <w:tcPr>
-            <w:tcW w:type="dxa" w:w="2840"/>
-            <w:tcBorders>
-              <w:top w:val="single" w:color="000000" w:sz="6"/>
-              <w:left w:val="single" w:color="000000" w:sz="6"/>
-              <w:bottom w:val="single" w:color="000000" w:sz="6"/>
-              <w:right w:val="single" w:color="000000" w:sz="6"/>
-            </w:tcBorders>
-            <w:tcMar>
-              <w:top w:type="dxa" w:w="40"/>
-              <w:left w:type="dxa" w:w="80"/>
-              <w:bottom w:type="dxa" w:w="40"/>
-              <w:right w:type="dxa" w:w="80"/>
-            </w:tcMar>
-            <w:vAlign w:val="center"/>
-          </w:tcPr>
-          <w:p>
-            <w:pPr>
+        <w:trPr>
+          <w:cantSplit/>
+        </w:trPr>
+        <w:tc>
+          <w:tcPr>
+            <w:tcW w:type="dxa" w:w="9360"/>
+            <w:tcBorders>
+              <w:top w:val="single" w:color="000000" w:sz="6"/>
+              <w:left w:val="single" w:color="000000" w:sz="6"/>
+              <w:bottom w:val="single" w:color="000000" w:sz="6"/>
+              <w:right w:val="single" w:color="000000" w:sz="6"/>
+            </w:tcBorders>
+            <w:shd w:fill="D9D9D9" w:val="clear"/>
+            <w:tcMar>
+              <w:top w:type="dxa" w:w="40"/>
+              <w:left w:type="dxa" w:w="80"/>
+              <w:bottom w:type="dxa" w:w="40"/>
+              <w:right w:type="dxa" w:w="80"/>
+            </w:tcMar>
+            <w:vAlign w:val="center"/>
+          </w:tcPr>
+          <w:p>
+            <w:pPr>
+              <w:keepNext/>
+              <w:keepLines/>
               <w:spacing w:after="0"/>
+              <w:jc w:val="center"/>
             </w:pPr>
             <w:r>
               <w:rPr>
@@ -329,163 +362,10 @@
                 <w:bCs/>
                 <w:i w:val="false"/>
                 <w:iCs w:val="false"/>
-                <w:sz w:val="24"/>
-                <w:szCs w:val="24"/>
-              </w:rPr>
-              <w:t xml:space="preserve">Nom : </w:t>
-            </w:r>
-            <w:r>
-              <w:rPr>
-                <w:rFonts w:ascii="Arial" w:cs="Arial" w:eastAsia="Arial" w:hAnsi="Arial"/>
-                <w:b w:val="false"/>
-                <w:bCs w:val="false"/>
-                <w:i w:val="false"/>
-                <w:iCs w:val="false"/>
-                <w:sz w:val="24"/>
-                <w:szCs w:val="24"/>
-              </w:rPr>
-              <w:t xml:space="preserve">...................</w:t>
-            </w:r>
-          </w:p>
-        </w:tc>
-        <w:tc>
-          <w:tcPr>
-            <w:tcW w:type="dxa" w:w="2840"/>
-            <w:tcBorders>
-              <w:top w:val="single" w:color="000000" w:sz="6"/>
-              <w:left w:val="single" w:color="000000" w:sz="6"/>
-              <w:bottom w:val="single" w:color="000000" w:sz="6"/>
-              <w:right w:val="single" w:color="000000" w:sz="6"/>
-            </w:tcBorders>
-            <w:tcMar>
-              <w:top w:type="dxa" w:w="40"/>
-              <w:left w:type="dxa" w:w="80"/>
-              <w:bottom w:type="dxa" w:w="40"/>
-              <w:right w:type="dxa" w:w="80"/>
-            </w:tcMar>
-            <w:vAlign w:val="center"/>
-          </w:tcPr>
-          <w:p>
-            <w:pPr>
-              <w:spacing w:after="0"/>
-            </w:pPr>
-            <w:r>
-              <w:rPr>
-                <w:rFonts w:ascii="Arial" w:cs="Arial" w:eastAsia="Arial" w:hAnsi="Arial"/>
-                <w:b/>
-                <w:bCs/>
-                <w:i w:val="false"/>
-                <w:iCs w:val="false"/>
-                <w:sz w:val="24"/>
-                <w:szCs w:val="24"/>
-              </w:rPr>
-              <w:t xml:space="preserve">Prénom : </w:t>
-            </w:r>
-            <w:r>
-              <w:rPr>
-                <w:rFonts w:ascii="Arial" w:cs="Arial" w:eastAsia="Arial" w:hAnsi="Arial"/>
-                <w:b w:val="false"/>
-                <w:bCs w:val="false"/>
-                <w:i w:val="false"/>
-                <w:iCs w:val="false"/>
-                <w:sz w:val="24"/>
-                <w:szCs w:val="24"/>
-              </w:rPr>
-              <w:t xml:space="preserve">................</w:t>
-            </w:r>
-          </w:p>
-        </w:tc>
-        <w:tc>
-          <w:tcPr>
-            <w:tcW w:type="dxa" w:w="1640"/>
-            <w:tcBorders>
-              <w:top w:val="single" w:color="000000" w:sz="6"/>
-              <w:left w:val="single" w:color="000000" w:sz="6"/>
-              <w:bottom w:val="single" w:color="000000" w:sz="6"/>
-              <w:right w:val="single" w:color="000000" w:sz="6"/>
-            </w:tcBorders>
-            <w:tcMar>
-              <w:top w:type="dxa" w:w="40"/>
-              <w:left w:type="dxa" w:w="80"/>
-              <w:bottom w:type="dxa" w:w="40"/>
-              <w:right w:type="dxa" w:w="80"/>
-            </w:tcMar>
-            <w:vAlign w:val="center"/>
-          </w:tcPr>
-          <w:p>
-            <w:pPr>
-              <w:spacing w:after="0"/>
-            </w:pPr>
-            <w:r>
-              <w:rPr>
-                <w:rFonts w:ascii="Arial" w:cs="Arial" w:eastAsia="Arial" w:hAnsi="Arial"/>
-                <w:b/>
-                <w:bCs/>
-                <w:i w:val="false"/>
-                <w:iCs w:val="false"/>
-                <w:sz w:val="24"/>
-                <w:szCs w:val="24"/>
-              </w:rPr>
-              <w:t xml:space="preserve">Classe : </w:t>
-            </w:r>
-            <w:r>
-              <w:rPr>
-                <w:rFonts w:ascii="Arial" w:cs="Arial" w:eastAsia="Arial" w:hAnsi="Arial"/>
-                <w:b w:val="false"/>
-                <w:bCs w:val="false"/>
-                <w:i w:val="false"/>
-                <w:iCs w:val="false"/>
-                <w:sz w:val="24"/>
-                <w:szCs w:val="24"/>
-              </w:rPr>
-              <w:t xml:space="preserve">......</w:t>
-            </w:r>
-          </w:p>
-        </w:tc>
-        <w:tc>
-          <w:tcPr>
-            <w:tcW w:type="dxa" w:w="2040"/>
-            <w:tcBorders>
-              <w:top w:val="single" w:color="000000" w:sz="6"/>
-              <w:left w:val="single" w:color="000000" w:sz="6"/>
-              <w:bottom w:val="single" w:color="000000" w:sz="6"/>
-              <w:right w:val="single" w:color="000000" w:sz="6"/>
-            </w:tcBorders>
-            <w:tcMar>
-              <w:top w:type="dxa" w:w="40"/>
-              <w:left w:type="dxa" w:w="80"/>
-              <w:bottom w:type="dxa" w:w="40"/>
-              <w:right w:type="dxa" w:w="80"/>
-            </w:tcMar>
-            <w:vAlign w:val="center"/>
-          </w:tcPr>
-          <w:p>
-            <w:pPr>
-              <w:spacing w:after="0"/>
-            </w:pPr>
-            <w:r>
-              <w:rPr>
-                <w:rFonts w:ascii="Arial" w:cs="Arial" w:eastAsia="Arial" w:hAnsi="Arial"/>
-                <w:b/>
-                <w:bCs/>
-                <w:i w:val="false"/>
-                <w:iCs w:val="false"/>
-                <w:sz w:val="24"/>
-                <w:szCs w:val="24"/>
-              </w:rPr>
-              <w:t xml:space="preserve">Maison : </w:t>
-            </w:r>
-            <w:r>
-              <w:rPr>
-                <w:rFonts w:ascii="Arial" w:cs="Arial" w:eastAsia="Arial" w:hAnsi="Arial"/>
-                <w:b w:val="false"/>
-                <w:bCs w:val="false"/>
-                <w:i w:val="false"/>
-                <w:iCs w:val="false"/>
-                <w:sz w:val="24"/>
-                <w:szCs w:val="24"/>
-              </w:rPr>
-              <w:t xml:space="preserve">......</w:t>
+                <w:sz w:val="32"/>
+                <w:szCs w:val="32"/>
+              </w:rPr>
+              <w:t xml:space="preserve">COMPARER POUR CHOISIR — LES ORDINATEURS DE LA SALLE 207</w:t>
             </w:r>
           </w:p>
         </w:tc>
@@ -493,6 +373,8 @@
     </w:tbl>
     <w:p>
       <w:pPr>
+        <w:keepNext/>
+        <w:keepLines/>
         <w:spacing w:after="96"/>
       </w:pPr>
     </w:p>
@@ -512,66 +394,9 @@
         <w:gridCol w:w="9360"/>
       </w:tblGrid>
       <w:tr>
-        <w:tc>
-          <w:tcPr>
-            <w:tcW w:type="dxa" w:w="9360"/>
-            <w:tcBorders>
-              <w:top w:val="single" w:color="000000" w:sz="6"/>
-              <w:left w:val="single" w:color="000000" w:sz="6"/>
-              <w:bottom w:val="single" w:color="000000" w:sz="6"/>
-              <w:right w:val="single" w:color="000000" w:sz="6"/>
-            </w:tcBorders>
-            <w:shd w:fill="D9D9D9" w:val="clear"/>
-            <w:tcMar>
-              <w:top w:type="dxa" w:w="40"/>
-              <w:left w:type="dxa" w:w="80"/>
-              <w:bottom w:type="dxa" w:w="40"/>
-              <w:right w:type="dxa" w:w="80"/>
-            </w:tcMar>
-            <w:vAlign w:val="center"/>
-          </w:tcPr>
-          <w:p>
-            <w:pPr>
-              <w:spacing w:after="0"/>
-              <w:jc w:val="center"/>
-            </w:pPr>
-            <w:r>
-              <w:rPr>
-                <w:rFonts w:ascii="Arial" w:cs="Arial" w:eastAsia="Arial" w:hAnsi="Arial"/>
-                <w:b/>
-                <w:bCs/>
-                <w:i w:val="false"/>
-                <w:iCs w:val="false"/>
-                <w:sz w:val="32"/>
-                <w:szCs w:val="32"/>
-              </w:rPr>
-              <w:t xml:space="preserve">COMPARER POUR CHOISIR — LES ORDINATEURS DE LA SALLE 207</w:t>
-            </w:r>
-          </w:p>
-        </w:tc>
-      </w:tr>
-    </w:tbl>
-    <w:p>
-      <w:pPr>
-        <w:spacing w:after="96"/>
-      </w:pPr>
-    </w:p>
-    <w:tbl>
-      <w:tblPr>
-        <w:tblW w:type="dxa" w:w="9360"/>
-        <w:tblBorders>
-          <w:top w:val="single" w:color="auto" w:sz="4"/>
-          <w:left w:val="single" w:color="auto" w:sz="4"/>
-          <w:bottom w:val="single" w:color="auto" w:sz="4"/>
-          <w:right w:val="single" w:color="auto" w:sz="4"/>
-          <w:insideH w:val="single" w:color="auto" w:sz="4"/>
-          <w:insideV w:val="single" w:color="auto" w:sz="4"/>
-        </w:tblBorders>
-      </w:tblPr>
-      <w:tblGrid>
-        <w:gridCol w:w="9360"/>
-      </w:tblGrid>
-      <w:tr>
+        <w:trPr>
+          <w:cantSplit/>
+        </w:trPr>
         <w:tc>
           <w:tcPr>
             <w:tcW w:type="dxa" w:w="9360"/>
@@ -591,6 +416,8 @@
           </w:tcPr>
           <w:p>
             <w:pPr>
+              <w:keepNext/>
+              <w:keepLines/>
               <w:spacing w:after="48"/>
             </w:pPr>
             <w:r>
@@ -608,6 +435,8 @@
           </w:p>
           <w:p>
             <w:pPr>
+              <w:keepNext/>
+              <w:keepLines/>
               <w:spacing w:after="0"/>
             </w:pPr>
             <w:r>
@@ -628,70 +457,35 @@
     </w:tbl>
     <w:p>
       <w:pPr>
-        <w:spacing w:after="128"/>
-      </w:pPr>
-    </w:p>
-    <w:tbl>
-      <w:tblPr>
-        <w:tblW w:type="dxa" w:w="9360"/>
-        <w:tblBorders>
-          <w:top w:val="single" w:color="auto" w:sz="4"/>
-          <w:left w:val="single" w:color="auto" w:sz="4"/>
-          <w:bottom w:val="single" w:color="auto" w:sz="4"/>
-          <w:right w:val="single" w:color="auto" w:sz="4"/>
-          <w:insideH w:val="single" w:color="auto" w:sz="4"/>
-          <w:insideV w:val="single" w:color="auto" w:sz="4"/>
-        </w:tblBorders>
-      </w:tblPr>
-      <w:tblGrid>
-        <w:gridCol w:w="9360"/>
-      </w:tblGrid>
-      <w:tr>
-        <w:tc>
-          <w:tcPr>
-            <w:tcW w:type="dxa" w:w="9360"/>
-            <w:tcBorders>
-              <w:top w:val="single" w:color="000000" w:sz="6"/>
-              <w:left w:val="single" w:color="000000" w:sz="6"/>
-              <w:bottom w:val="single" w:color="000000" w:sz="6"/>
-              <w:right w:val="single" w:color="000000" w:sz="6"/>
-            </w:tcBorders>
-            <w:shd w:fill="D9D9D9" w:val="clear"/>
-            <w:tcMar>
-              <w:top w:type="dxa" w:w="40"/>
-              <w:left w:type="dxa" w:w="80"/>
-              <w:bottom w:type="dxa" w:w="40"/>
-              <w:right w:type="dxa" w:w="80"/>
-            </w:tcMar>
-            <w:vAlign w:val="center"/>
-          </w:tcPr>
-          <w:p>
-            <w:pPr>
-              <w:spacing w:after="0"/>
-            </w:pPr>
-            <w:r>
-              <w:rPr>
-                <w:rFonts w:ascii="Arial" w:cs="Arial" w:eastAsia="Arial" w:hAnsi="Arial"/>
-                <w:b/>
-                <w:bCs/>
-                <w:i w:val="false"/>
-                <w:iCs w:val="false"/>
-                <w:sz w:val="28"/>
-                <w:szCs w:val="28"/>
-              </w:rPr>
-              <w:t xml:space="preserve">PARTIE 1 — Je dépouille les devis  (documents projetés au tableau)</w:t>
-            </w:r>
-          </w:p>
-        </w:tc>
-      </w:tr>
-    </w:tbl>
-    <w:p>
-      <w:pPr>
-        <w:spacing w:after="64"/>
-      </w:pPr>
-    </w:p>
-    <w:p>
-      <w:pPr>
+        <w:keepNext/>
+        <w:keepLines/>
+        <w:pBdr>
+          <w:top w:val="single" w:color="000000" w:sz="6" w:space="4"/>
+          <w:left w:val="single" w:color="000000" w:sz="6" w:space="4"/>
+          <w:bottom w:val="single" w:color="000000" w:sz="6" w:space="4"/>
+          <w:right w:val="single" w:color="000000" w:sz="6" w:space="4"/>
+        </w:pBdr>
+        <w:shd w:val="clear" w:color="auto" w:fill="D9D9D9"/>
+        <w:spacing w:before="150" w:after="130"/>
+        <w:ind w:left="0" w:right="1106"/>
+      </w:pPr>
+      <w:r>
+        <w:rPr>
+          <w:rFonts w:ascii="Arial" w:cs="Arial" w:eastAsia="Arial" w:hAnsi="Arial"/>
+          <w:b/>
+          <w:bCs/>
+          <w:i w:val="false"/>
+          <w:iCs w:val="false"/>
+          <w:sz w:val="28"/>
+          <w:szCs w:val="28"/>
+        </w:rPr>
+        <w:t xml:space="preserve">PARTIE 1 — Je dépouille les devis  (documents projetés au tableau)</w:t>
+      </w:r>
+    </w:p>
+    <w:p>
+      <w:pPr>
+        <w:keepNext/>
+        <w:keepLines/>
         <w:spacing w:after="96"/>
       </w:pPr>
       <w:r>
@@ -738,6 +532,9 @@
         <w:gridCol w:w="2180"/>
       </w:tblGrid>
       <w:tr>
+        <w:trPr>
+          <w:cantSplit/>
+        </w:trPr>
         <w:tc>
           <w:tcPr>
             <w:tcW w:type="dxa" w:w="2860"/>
@@ -758,6 +555,8 @@
           </w:tcPr>
           <w:p>
             <w:pPr>
+              <w:keepNext/>
+              <w:keepLines/>
               <w:spacing w:after="0"/>
               <w:jc w:val="center"/>
             </w:pPr>
@@ -795,6 +594,8 @@
           </w:tcPr>
           <w:p>
             <w:pPr>
+              <w:keepNext/>
+              <w:keepLines/>
               <w:spacing w:after="0"/>
               <w:jc w:val="center"/>
             </w:pPr>
@@ -832,6 +633,8 @@
           </w:tcPr>
           <w:p>
             <w:pPr>
+              <w:keepNext/>
+              <w:keepLines/>
               <w:spacing w:after="0"/>
               <w:jc w:val="center"/>
             </w:pPr>
@@ -869,6 +672,8 @@
           </w:tcPr>
           <w:p>
             <w:pPr>
+              <w:keepNext/>
+              <w:keepLines/>
               <w:spacing w:after="0"/>
               <w:jc w:val="center"/>
             </w:pPr>
@@ -888,6 +693,9 @@
         </w:tc>
       </w:tr>
       <w:tr>
+        <w:trPr>
+          <w:cantSplit/>
+        </w:trPr>
         <w:tc>
           <w:tcPr>
             <w:tcW w:type="dxa" w:w="2860"/>
@@ -907,6 +715,8 @@
           </w:tcPr>
           <w:p>
             <w:pPr>
+              <w:keepNext/>
+              <w:keepLines/>
               <w:spacing w:after="0"/>
             </w:pPr>
             <w:r>
@@ -942,6 +752,8 @@
           </w:tcPr>
           <w:p>
             <w:pPr>
+              <w:keepNext/>
+              <w:keepLines/>
               <w:spacing w:after="224"/>
             </w:pPr>
             <w:r>
@@ -977,6 +789,8 @@
           </w:tcPr>
           <w:p>
             <w:pPr>
+              <w:keepNext/>
+              <w:keepLines/>
               <w:spacing w:after="224"/>
             </w:pPr>
             <w:r>
@@ -1012,6 +826,8 @@
           </w:tcPr>
           <w:p>
             <w:pPr>
+              <w:keepNext/>
+              <w:keepLines/>
               <w:spacing w:after="224"/>
             </w:pPr>
             <w:r>
@@ -1030,6 +846,9 @@
         </w:tc>
       </w:tr>
       <w:tr>
+        <w:trPr>
+          <w:cantSplit/>
+        </w:trPr>
         <w:tc>
           <w:tcPr>
             <w:tcW w:type="dxa" w:w="2860"/>
@@ -1049,6 +868,8 @@
           </w:tcPr>
           <w:p>
             <w:pPr>
+              <w:keepNext/>
+              <w:keepLines/>
               <w:spacing w:after="0"/>
             </w:pPr>
             <w:r>
@@ -1084,6 +905,8 @@
           </w:tcPr>
           <w:p>
             <w:pPr>
+              <w:keepNext/>
+              <w:keepLines/>
               <w:spacing w:after="224"/>
             </w:pPr>
             <w:r>
@@ -1119,6 +942,8 @@
           </w:tcPr>
           <w:p>
             <w:pPr>
+              <w:keepNext/>
+              <w:keepLines/>
               <w:spacing w:after="224"/>
             </w:pPr>
             <w:r>
@@ -1154,6 +979,8 @@
           </w:tcPr>
           <w:p>
             <w:pPr>
+              <w:keepNext/>
+              <w:keepLines/>
               <w:spacing w:after="224"/>
             </w:pPr>
             <w:r>
@@ -1172,6 +999,9 @@
         </w:tc>
       </w:tr>
       <w:tr>
+        <w:trPr>
+          <w:cantSplit/>
+        </w:trPr>
         <w:tc>
           <w:tcPr>
             <w:tcW w:type="dxa" w:w="2860"/>
@@ -1191,6 +1021,8 @@
           </w:tcPr>
           <w:p>
             <w:pPr>
+              <w:keepNext/>
+              <w:keepLines/>
               <w:spacing w:after="0"/>
             </w:pPr>
             <w:r>
@@ -1226,6 +1058,8 @@
           </w:tcPr>
           <w:p>
             <w:pPr>
+              <w:keepNext/>
+              <w:keepLines/>
               <w:spacing w:after="224"/>
             </w:pPr>
             <w:r>
@@ -1261,6 +1095,8 @@
           </w:tcPr>
           <w:p>
             <w:pPr>
+              <w:keepNext/>
+              <w:keepLines/>
               <w:spacing w:after="224"/>
             </w:pPr>
             <w:r>
@@ -1296,6 +1132,8 @@
           </w:tcPr>
           <w:p>
             <w:pPr>
+              <w:keepNext/>
+              <w:keepLines/>
               <w:spacing w:after="224"/>
             </w:pPr>
             <w:r>
@@ -1314,6 +1152,9 @@
         </w:tc>
       </w:tr>
       <w:tr>
+        <w:trPr>
+          <w:cantSplit/>
+        </w:trPr>
         <w:tc>
           <w:tcPr>
             <w:tcW w:type="dxa" w:w="2860"/>
@@ -1333,6 +1174,8 @@
           </w:tcPr>
           <w:p>
             <w:pPr>
+              <w:keepNext/>
+              <w:keepLines/>
               <w:spacing w:after="0"/>
             </w:pPr>
             <w:r>
@@ -1368,6 +1211,8 @@
           </w:tcPr>
           <w:p>
             <w:pPr>
+              <w:keepNext/>
+              <w:keepLines/>
               <w:spacing w:after="224"/>
             </w:pPr>
             <w:r>
@@ -1403,6 +1248,8 @@
           </w:tcPr>
           <w:p>
             <w:pPr>
+              <w:keepNext/>
+              <w:keepLines/>
               <w:spacing w:after="224"/>
             </w:pPr>
             <w:r>
@@ -1438,6 +1285,8 @@
           </w:tcPr>
           <w:p>
             <w:pPr>
+              <w:keepNext/>
+              <w:keepLines/>
               <w:spacing w:after="224"/>
             </w:pPr>
             <w:r>
@@ -1456,6 +1305,9 @@
         </w:tc>
       </w:tr>
       <w:tr>
+        <w:trPr>
+          <w:cantSplit/>
+        </w:trPr>
         <w:tc>
           <w:tcPr>
             <w:tcW w:type="dxa" w:w="2860"/>
@@ -1475,6 +1327,8 @@
           </w:tcPr>
           <w:p>
             <w:pPr>
+              <w:keepNext/>
+              <w:keepLines/>
               <w:spacing w:after="0"/>
             </w:pPr>
             <w:r>
@@ -1510,6 +1364,8 @@
           </w:tcPr>
           <w:p>
             <w:pPr>
+              <w:keepNext/>
+              <w:keepLines/>
               <w:spacing w:after="224"/>
             </w:pPr>
             <w:r>
@@ -1545,6 +1401,8 @@
           </w:tcPr>
           <w:p>
             <w:pPr>
+              <w:keepNext/>
+              <w:keepLines/>
               <w:spacing w:after="224"/>
             </w:pPr>
             <w:r>
@@ -1580,6 +1438,8 @@
           </w:tcPr>
           <w:p>
             <w:pPr>
+              <w:keepNext/>
+              <w:keepLines/>
               <w:spacing w:after="224"/>
             </w:pPr>
             <w:r>
@@ -1598,6 +1458,9 @@
         </w:tc>
       </w:tr>
       <w:tr>
+        <w:trPr>
+          <w:cantSplit/>
+        </w:trPr>
         <w:tc>
           <w:tcPr>
             <w:tcW w:type="dxa" w:w="2860"/>
@@ -1617,6 +1480,8 @@
           </w:tcPr>
           <w:p>
             <w:pPr>
+              <w:keepNext/>
+              <w:keepLines/>
               <w:spacing w:after="0"/>
             </w:pPr>
             <w:r>
@@ -1652,6 +1517,8 @@
           </w:tcPr>
           <w:p>
             <w:pPr>
+              <w:keepNext/>
+              <w:keepLines/>
               <w:spacing w:after="224"/>
             </w:pPr>
             <w:r>
@@ -1687,6 +1554,8 @@
           </w:tcPr>
           <w:p>
             <w:pPr>
+              <w:keepNext/>
+              <w:keepLines/>
               <w:spacing w:after="224"/>
             </w:pPr>
             <w:r>
@@ -1722,6 +1591,8 @@
           </w:tcPr>
           <w:p>
             <w:pPr>
+              <w:keepNext/>
+              <w:keepLines/>
               <w:spacing w:after="224"/>
             </w:pPr>
             <w:r>
@@ -1740,6 +1611,9 @@
         </w:tc>
       </w:tr>
       <w:tr>
+        <w:trPr>
+          <w:cantSplit/>
+        </w:trPr>
         <w:tc>
           <w:tcPr>
             <w:tcW w:type="dxa" w:w="2860"/>
@@ -1882,6 +1756,390 @@
         </w:tc>
       </w:tr>
     </w:tbl>
+    <w:p>
+      <w:pPr>
+        <w:keepNext/>
+        <w:keepLines/>
+        <w:pBdr>
+          <w:top w:val="single" w:color="000000" w:sz="6" w:space="4"/>
+          <w:left w:val="single" w:color="000000" w:sz="6" w:space="4"/>
+          <w:bottom w:val="single" w:color="000000" w:sz="6" w:space="4"/>
+          <w:right w:val="single" w:color="000000" w:sz="6" w:space="4"/>
+        </w:pBdr>
+        <w:shd w:val="clear" w:color="auto" w:fill="D9D9D9"/>
+        <w:spacing w:before="150" w:after="130"/>
+        <w:ind w:left="0" w:right="1106"/>
+      </w:pPr>
+      <w:r>
+        <w:rPr>
+          <w:rFonts w:ascii="Arial" w:cs="Arial" w:eastAsia="Arial" w:hAnsi="Arial"/>
+          <w:b/>
+          <w:bCs/>
+          <w:i w:val="false"/>
+          <w:iCs w:val="false"/>
+          <w:sz w:val="28"/>
+          <w:szCs w:val="28"/>
+        </w:rPr>
+        <w:t xml:space="preserve">PARTIE 2 — J'analyse les caractéristiques</w:t>
+      </w:r>
+    </w:p>
+    <w:p>
+      <w:pPr>
+        <w:spacing w:after="96"/>
+      </w:pPr>
+      <w:r>
+        <w:rPr>
+          <w:rFonts w:ascii="Arial" w:cs="Arial" w:eastAsia="Arial" w:hAnsi="Arial"/>
+          <w:b/>
+          <w:bCs/>
+          <w:i w:val="false"/>
+          <w:iCs w:val="false"/>
+          <w:sz w:val="24"/>
+          <w:szCs w:val="24"/>
+        </w:rPr>
+        <w:t xml:space="preserve">2a. Quel PC fait dépasser le budget de 600 000 F CFP pour 5 postes ? Prouve-le par un calcul.</w:t>
+      </w:r>
+    </w:p>
+    <w:p>
+      <w:pPr>
+        <w:spacing w:after="112"/>
+      </w:pPr>
+      <w:r>
+        <w:rPr>
+          <w:rFonts w:ascii="Arial" w:cs="Arial" w:eastAsia="Arial" w:hAnsi="Arial"/>
+          <w:b w:val="false"/>
+          <w:bCs w:val="false"/>
+          <w:i w:val="false"/>
+          <w:iCs w:val="false"/>
+          <w:sz w:val="24"/>
+          <w:szCs w:val="24"/>
+        </w:rPr>
+        <w:t xml:space="preserve">.............................................................................</w:t>
+      </w:r>
+    </w:p>
+    <w:p>
+      <w:pPr>
+        <w:spacing w:after="96"/>
+      </w:pPr>
+      <w:r>
+        <w:rPr>
+          <w:rFonts w:ascii="Arial" w:cs="Arial" w:eastAsia="Arial" w:hAnsi="Arial"/>
+          <w:b/>
+          <w:bCs/>
+          <w:i w:val="false"/>
+          <w:iCs w:val="false"/>
+          <w:sz w:val="24"/>
+          <w:szCs w:val="24"/>
+        </w:rPr>
+        <w:t xml:space="preserve">2b. Pourquoi 4 Go de mémoire vive (RAM) est-il insuffisant aujourd'hui ? (souviens-toi de la SEQ01 !)</w:t>
+      </w:r>
+    </w:p>
+    <w:p>
+      <w:pPr>
+        <w:spacing w:after="112"/>
+      </w:pPr>
+      <w:r>
+        <w:rPr>
+          <w:rFonts w:ascii="Arial" w:cs="Arial" w:eastAsia="Arial" w:hAnsi="Arial"/>
+          <w:b w:val="false"/>
+          <w:bCs w:val="false"/>
+          <w:i w:val="false"/>
+          <w:iCs w:val="false"/>
+          <w:sz w:val="24"/>
+          <w:szCs w:val="24"/>
+        </w:rPr>
+        <w:t xml:space="preserve">.............................................................................</w:t>
+      </w:r>
+    </w:p>
+    <w:p>
+      <w:pPr>
+        <w:spacing w:after="96"/>
+      </w:pPr>
+      <w:r>
+        <w:rPr>
+          <w:rFonts w:ascii="Arial" w:cs="Arial" w:eastAsia="Arial" w:hAnsi="Arial"/>
+          <w:b/>
+          <w:bCs/>
+          <w:i w:val="false"/>
+          <w:iCs w:val="false"/>
+          <w:sz w:val="24"/>
+          <w:szCs w:val="24"/>
+        </w:rPr>
+        <w:t xml:space="preserve">2c. Quel avantage un stockage SSD offre-t-il par rapport à un disque dur HDD ?</w:t>
+      </w:r>
+    </w:p>
+    <w:p>
+      <w:pPr>
+        <w:spacing w:after="112"/>
+      </w:pPr>
+      <w:r>
+        <w:rPr>
+          <w:rFonts w:ascii="Arial" w:cs="Arial" w:eastAsia="Arial" w:hAnsi="Arial"/>
+          <w:b w:val="false"/>
+          <w:bCs w:val="false"/>
+          <w:i w:val="false"/>
+          <w:iCs w:val="false"/>
+          <w:sz w:val="24"/>
+          <w:szCs w:val="24"/>
+        </w:rPr>
+        <w:t xml:space="preserve">.............................................................................</w:t>
+      </w:r>
+    </w:p>
+    <w:p>
+      <w:pPr>
+        <w:keepNext/>
+        <w:keepLines/>
+        <w:pBdr>
+          <w:top w:val="single" w:color="000000" w:sz="6" w:space="4"/>
+          <w:left w:val="single" w:color="000000" w:sz="6" w:space="4"/>
+          <w:bottom w:val="single" w:color="000000" w:sz="6" w:space="4"/>
+          <w:right w:val="single" w:color="000000" w:sz="6" w:space="4"/>
+        </w:pBdr>
+        <w:shd w:val="clear" w:color="auto" w:fill="D9D9D9"/>
+        <w:spacing w:before="150" w:after="130"/>
+        <w:ind w:left="0" w:right="1106"/>
+      </w:pPr>
+      <w:r>
+        <w:rPr>
+          <w:rFonts w:ascii="Arial" w:cs="Arial" w:eastAsia="Arial" w:hAnsi="Arial"/>
+          <w:b/>
+          <w:bCs/>
+          <w:i w:val="false"/>
+          <w:iCs w:val="false"/>
+          <w:sz w:val="28"/>
+          <w:szCs w:val="28"/>
+        </w:rPr>
+        <w:t xml:space="preserve">PARTIE 3 — Ma recommandation  (raisonnement type brevet)</w:t>
+      </w:r>
+    </w:p>
+    <w:p>
+      <w:pPr>
+        <w:keepNext/>
+        <w:keepLines/>
+        <w:spacing w:after="96"/>
+      </w:pPr>
+      <w:r>
+        <w:rPr>
+          <w:rFonts w:ascii="Arial" w:cs="Arial" w:eastAsia="Arial" w:hAnsi="Arial"/>
+          <w:b/>
+          <w:bCs/>
+          <w:i w:val="false"/>
+          <w:iCs w:val="false"/>
+          <w:sz w:val="26"/>
+          <w:szCs w:val="26"/>
+        </w:rPr>
+        <w:t xml:space="preserve">➤ </w:t>
+      </w:r>
+      <w:r>
+        <w:rPr>
+          <w:rFonts w:ascii="Arial" w:cs="Arial" w:eastAsia="Arial" w:hAnsi="Arial"/>
+          <w:b w:val="false"/>
+          <w:bCs w:val="false"/>
+          <w:i w:val="false"/>
+          <w:iCs w:val="false"/>
+          <w:sz w:val="26"/>
+          <w:szCs w:val="26"/>
+        </w:rPr>
+        <w:t xml:space="preserve">Rédige un paragraphe argumenté recommandant UN modèle pour l'usage prévu au collège. Exigences : au moins TROIS critères chiffrés tirés du tableau, et une phrase sur le respect du budget.</w:t>
+      </w:r>
+    </w:p>
+    <w:p>
+      <w:pPr>
+        <w:spacing w:after="112"/>
+      </w:pPr>
+      <w:r>
+        <w:rPr>
+          <w:rFonts w:ascii="Arial" w:cs="Arial" w:eastAsia="Arial" w:hAnsi="Arial"/>
+          <w:b w:val="false"/>
+          <w:bCs w:val="false"/>
+          <w:i w:val="false"/>
+          <w:iCs w:val="false"/>
+          <w:sz w:val="24"/>
+          <w:szCs w:val="24"/>
+        </w:rPr>
+        <w:t xml:space="preserve">.............................................................................</w:t>
+      </w:r>
+    </w:p>
+    <w:p>
+      <w:pPr>
+        <w:spacing w:after="112"/>
+      </w:pPr>
+      <w:r>
+        <w:rPr>
+          <w:rFonts w:ascii="Arial" w:cs="Arial" w:eastAsia="Arial" w:hAnsi="Arial"/>
+          <w:b w:val="false"/>
+          <w:bCs w:val="false"/>
+          <w:i w:val="false"/>
+          <w:iCs w:val="false"/>
+          <w:sz w:val="24"/>
+          <w:szCs w:val="24"/>
+        </w:rPr>
+        <w:t xml:space="preserve">.............................................................................</w:t>
+      </w:r>
+    </w:p>
+    <w:p>
+      <w:pPr>
+        <w:spacing w:after="112"/>
+      </w:pPr>
+      <w:r>
+        <w:rPr>
+          <w:rFonts w:ascii="Arial" w:cs="Arial" w:eastAsia="Arial" w:hAnsi="Arial"/>
+          <w:b w:val="false"/>
+          <w:bCs w:val="false"/>
+          <w:i w:val="false"/>
+          <w:iCs w:val="false"/>
+          <w:sz w:val="24"/>
+          <w:szCs w:val="24"/>
+        </w:rPr>
+        <w:t xml:space="preserve">.............................................................................</w:t>
+      </w:r>
+    </w:p>
+    <w:p>
+      <w:pPr>
+        <w:spacing w:after="112"/>
+      </w:pPr>
+      <w:r>
+        <w:rPr>
+          <w:rFonts w:ascii="Arial" w:cs="Arial" w:eastAsia="Arial" w:hAnsi="Arial"/>
+          <w:b w:val="false"/>
+          <w:bCs w:val="false"/>
+          <w:i w:val="false"/>
+          <w:iCs w:val="false"/>
+          <w:sz w:val="24"/>
+          <w:szCs w:val="24"/>
+        </w:rPr>
+        <w:t xml:space="preserve">.............................................................................</w:t>
+      </w:r>
+    </w:p>
+    <w:p>
+      <w:pPr>
+        <w:spacing w:after="112"/>
+      </w:pPr>
+      <w:r>
+        <w:rPr>
+          <w:rFonts w:ascii="Arial" w:cs="Arial" w:eastAsia="Arial" w:hAnsi="Arial"/>
+          <w:b w:val="false"/>
+          <w:bCs w:val="false"/>
+          <w:i w:val="false"/>
+          <w:iCs w:val="false"/>
+          <w:sz w:val="24"/>
+          <w:szCs w:val="24"/>
+        </w:rPr>
+        <w:t xml:space="preserve">.............................................................................</w:t>
+      </w:r>
+    </w:p>
+    <w:p>
+      <w:pPr>
+        <w:keepNext/>
+        <w:keepLines/>
+        <w:pBdr>
+          <w:top w:val="single" w:color="000000" w:sz="6" w:space="4"/>
+          <w:left w:val="single" w:color="000000" w:sz="6" w:space="4"/>
+          <w:bottom w:val="single" w:color="000000" w:sz="6" w:space="4"/>
+          <w:right w:val="single" w:color="000000" w:sz="6" w:space="4"/>
+        </w:pBdr>
+        <w:shd w:val="clear" w:color="auto" w:fill="D9D9D9"/>
+        <w:spacing w:before="150" w:after="130"/>
+        <w:ind w:left="0" w:right="1106"/>
+      </w:pPr>
+      <w:r>
+        <w:rPr>
+          <w:rFonts w:ascii="Arial" w:cs="Arial" w:eastAsia="Arial" w:hAnsi="Arial"/>
+          <w:b/>
+          <w:bCs/>
+          <w:i w:val="false"/>
+          <w:iCs w:val="false"/>
+          <w:sz w:val="28"/>
+          <w:szCs w:val="28"/>
+        </w:rPr>
+        <w:t xml:space="preserve">PARTIE 4 — Le vrai coût d'un ordinateur</w:t>
+      </w:r>
+    </w:p>
+    <w:p>
+      <w:pPr>
+        <w:spacing w:after="96"/>
+      </w:pPr>
+      <w:r>
+        <w:rPr>
+          <w:rFonts w:ascii="Arial" w:cs="Arial" w:eastAsia="Arial" w:hAnsi="Arial"/>
+          <w:b/>
+          <w:bCs/>
+          <w:i w:val="false"/>
+          <w:iCs w:val="false"/>
+          <w:sz w:val="24"/>
+          <w:szCs w:val="24"/>
+        </w:rPr>
+        <w:t xml:space="preserve">4a. Le PC B affiche un indice de réparabilité de 8/10 : sa RAM et son SSD se remplacent facilement. Explique en quoi cela réduit le coût réel de l'ordinateur sur 5 ans.</w:t>
+      </w:r>
+    </w:p>
+    <w:p>
+      <w:pPr>
+        <w:spacing w:after="112"/>
+      </w:pPr>
+      <w:r>
+        <w:rPr>
+          <w:rFonts w:ascii="Arial" w:cs="Arial" w:eastAsia="Arial" w:hAnsi="Arial"/>
+          <w:b w:val="false"/>
+          <w:bCs w:val="false"/>
+          <w:i w:val="false"/>
+          <w:iCs w:val="false"/>
+          <w:sz w:val="24"/>
+          <w:szCs w:val="24"/>
+        </w:rPr>
+        <w:t xml:space="preserve">.............................................................................</w:t>
+      </w:r>
+    </w:p>
+    <w:p>
+      <w:pPr>
+        <w:spacing w:after="112"/>
+      </w:pPr>
+      <w:r>
+        <w:rPr>
+          <w:rFonts w:ascii="Arial" w:cs="Arial" w:eastAsia="Arial" w:hAnsi="Arial"/>
+          <w:b w:val="false"/>
+          <w:bCs w:val="false"/>
+          <w:i w:val="false"/>
+          <w:iCs w:val="false"/>
+          <w:sz w:val="24"/>
+          <w:szCs w:val="24"/>
+        </w:rPr>
+        <w:t xml:space="preserve">.............................................................................</w:t>
+      </w:r>
+    </w:p>
+    <w:p>
+      <w:pPr>
+        <w:spacing w:after="96"/>
+      </w:pPr>
+      <w:r>
+        <w:rPr>
+          <w:rFonts w:ascii="Arial" w:cs="Arial" w:eastAsia="Arial" w:hAnsi="Arial"/>
+          <w:b/>
+          <w:bCs/>
+          <w:i w:val="false"/>
+          <w:iCs w:val="false"/>
+          <w:sz w:val="24"/>
+          <w:szCs w:val="24"/>
+        </w:rPr>
+        <w:t xml:space="preserve">4b. Le PC C n'a pas de SAV en Nouvelle-Calédonie : il repart en métropole en cas de panne. Cite UNE conséquence concrète pour le collège.</w:t>
+      </w:r>
+    </w:p>
+    <w:p>
+      <w:pPr>
+        <w:spacing w:after="112"/>
+      </w:pPr>
+      <w:r>
+        <w:rPr>
+          <w:rFonts w:ascii="Arial" w:cs="Arial" w:eastAsia="Arial" w:hAnsi="Arial"/>
+          <w:b w:val="false"/>
+          <w:bCs w:val="false"/>
+          <w:i w:val="false"/>
+          <w:iCs w:val="false"/>
+          <w:sz w:val="24"/>
+          <w:szCs w:val="24"/>
+        </w:rPr>
+        <w:t xml:space="preserve">.............................................................................</w:t>
+      </w:r>
+    </w:p>
     <w:p>
       <w:pPr>
         <w:spacing w:after="64"/>
@@ -1903,499 +2161,9 @@
         <w:gridCol w:w="9360"/>
       </w:tblGrid>
       <w:tr>
-        <w:tc>
-          <w:tcPr>
-            <w:tcW w:type="dxa" w:w="9360"/>
-            <w:tcBorders>
-              <w:top w:val="single" w:color="000000" w:sz="6"/>
-              <w:left w:val="single" w:color="000000" w:sz="6"/>
-              <w:bottom w:val="single" w:color="000000" w:sz="6"/>
-              <w:right w:val="single" w:color="000000" w:sz="6"/>
-            </w:tcBorders>
-            <w:shd w:fill="D9D9D9" w:val="clear"/>
-            <w:tcMar>
-              <w:top w:type="dxa" w:w="40"/>
-              <w:left w:type="dxa" w:w="80"/>
-              <w:bottom w:type="dxa" w:w="40"/>
-              <w:right w:type="dxa" w:w="80"/>
-            </w:tcMar>
-            <w:vAlign w:val="center"/>
-          </w:tcPr>
-          <w:p>
-            <w:pPr>
-              <w:spacing w:after="0"/>
-            </w:pPr>
-            <w:r>
-              <w:rPr>
-                <w:rFonts w:ascii="Arial" w:cs="Arial" w:eastAsia="Arial" w:hAnsi="Arial"/>
-                <w:b/>
-                <w:bCs/>
-                <w:i w:val="false"/>
-                <w:iCs w:val="false"/>
-                <w:sz w:val="28"/>
-                <w:szCs w:val="28"/>
-              </w:rPr>
-              <w:t xml:space="preserve">PARTIE 2 — J'analyse les caractéristiques</w:t>
-            </w:r>
-          </w:p>
-        </w:tc>
-      </w:tr>
-    </w:tbl>
-    <w:p>
-      <w:pPr>
-        <w:spacing w:after="64"/>
-      </w:pPr>
-    </w:p>
-    <w:p>
-      <w:pPr>
-        <w:spacing w:after="96"/>
-      </w:pPr>
-      <w:r>
-        <w:rPr>
-          <w:rFonts w:ascii="Arial" w:cs="Arial" w:eastAsia="Arial" w:hAnsi="Arial"/>
-          <w:b/>
-          <w:bCs/>
-          <w:i w:val="false"/>
-          <w:iCs w:val="false"/>
-          <w:sz w:val="24"/>
-          <w:szCs w:val="24"/>
-        </w:rPr>
-        <w:t xml:space="preserve">2a. Quel PC fait dépasser le budget de 600 000 F CFP pour 5 postes ? Prouve-le par un calcul.</w:t>
-      </w:r>
-    </w:p>
-    <w:p>
-      <w:pPr>
-        <w:spacing w:after="112"/>
-      </w:pPr>
-      <w:r>
-        <w:rPr>
-          <w:rFonts w:ascii="Arial" w:cs="Arial" w:eastAsia="Arial" w:hAnsi="Arial"/>
-          <w:b w:val="false"/>
-          <w:bCs w:val="false"/>
-          <w:i w:val="false"/>
-          <w:iCs w:val="false"/>
-          <w:sz w:val="24"/>
-          <w:szCs w:val="24"/>
-        </w:rPr>
-        <w:t xml:space="preserve">.............................................................................</w:t>
-      </w:r>
-    </w:p>
-    <w:p>
-      <w:pPr>
-        <w:spacing w:after="96"/>
-      </w:pPr>
-      <w:r>
-        <w:rPr>
-          <w:rFonts w:ascii="Arial" w:cs="Arial" w:eastAsia="Arial" w:hAnsi="Arial"/>
-          <w:b/>
-          <w:bCs/>
-          <w:i w:val="false"/>
-          <w:iCs w:val="false"/>
-          <w:sz w:val="24"/>
-          <w:szCs w:val="24"/>
-        </w:rPr>
-        <w:t xml:space="preserve">2b. Pourquoi 4 Go de mémoire vive (RAM) est-il insuffisant aujourd'hui ? (souviens-toi de la SEQ01 !)</w:t>
-      </w:r>
-    </w:p>
-    <w:p>
-      <w:pPr>
-        <w:spacing w:after="112"/>
-      </w:pPr>
-      <w:r>
-        <w:rPr>
-          <w:rFonts w:ascii="Arial" w:cs="Arial" w:eastAsia="Arial" w:hAnsi="Arial"/>
-          <w:b w:val="false"/>
-          <w:bCs w:val="false"/>
-          <w:i w:val="false"/>
-          <w:iCs w:val="false"/>
-          <w:sz w:val="24"/>
-          <w:szCs w:val="24"/>
-        </w:rPr>
-        <w:t xml:space="preserve">.............................................................................</w:t>
-      </w:r>
-    </w:p>
-    <w:p>
-      <w:pPr>
-        <w:spacing w:after="96"/>
-      </w:pPr>
-      <w:r>
-        <w:rPr>
-          <w:rFonts w:ascii="Arial" w:cs="Arial" w:eastAsia="Arial" w:hAnsi="Arial"/>
-          <w:b/>
-          <w:bCs/>
-          <w:i w:val="false"/>
-          <w:iCs w:val="false"/>
-          <w:sz w:val="24"/>
-          <w:szCs w:val="24"/>
-        </w:rPr>
-        <w:t xml:space="preserve">2c. Quel avantage un stockage SSD offre-t-il par rapport à un disque dur HDD ?</w:t>
-      </w:r>
-    </w:p>
-    <w:p>
-      <w:pPr>
-        <w:spacing w:after="112"/>
-      </w:pPr>
-      <w:r>
-        <w:rPr>
-          <w:rFonts w:ascii="Arial" w:cs="Arial" w:eastAsia="Arial" w:hAnsi="Arial"/>
-          <w:b w:val="false"/>
-          <w:bCs w:val="false"/>
-          <w:i w:val="false"/>
-          <w:iCs w:val="false"/>
-          <w:sz w:val="24"/>
-          <w:szCs w:val="24"/>
-        </w:rPr>
-        <w:t xml:space="preserve">.............................................................................</w:t>
-      </w:r>
-    </w:p>
-    <w:p>
-      <w:pPr>
-        <w:spacing w:after="64"/>
-      </w:pPr>
-    </w:p>
-    <w:tbl>
-      <w:tblPr>
-        <w:tblW w:type="dxa" w:w="9360"/>
-        <w:tblBorders>
-          <w:top w:val="single" w:color="auto" w:sz="4"/>
-          <w:left w:val="single" w:color="auto" w:sz="4"/>
-          <w:bottom w:val="single" w:color="auto" w:sz="4"/>
-          <w:right w:val="single" w:color="auto" w:sz="4"/>
-          <w:insideH w:val="single" w:color="auto" w:sz="4"/>
-          <w:insideV w:val="single" w:color="auto" w:sz="4"/>
-        </w:tblBorders>
-      </w:tblPr>
-      <w:tblGrid>
-        <w:gridCol w:w="9360"/>
-      </w:tblGrid>
-      <w:tr>
-        <w:tc>
-          <w:tcPr>
-            <w:tcW w:type="dxa" w:w="9360"/>
-            <w:tcBorders>
-              <w:top w:val="single" w:color="000000" w:sz="6"/>
-              <w:left w:val="single" w:color="000000" w:sz="6"/>
-              <w:bottom w:val="single" w:color="000000" w:sz="6"/>
-              <w:right w:val="single" w:color="000000" w:sz="6"/>
-            </w:tcBorders>
-            <w:shd w:fill="D9D9D9" w:val="clear"/>
-            <w:tcMar>
-              <w:top w:type="dxa" w:w="40"/>
-              <w:left w:type="dxa" w:w="80"/>
-              <w:bottom w:type="dxa" w:w="40"/>
-              <w:right w:type="dxa" w:w="80"/>
-            </w:tcMar>
-            <w:vAlign w:val="center"/>
-          </w:tcPr>
-          <w:p>
-            <w:pPr>
-              <w:spacing w:after="0"/>
-            </w:pPr>
-            <w:r>
-              <w:rPr>
-                <w:rFonts w:ascii="Arial" w:cs="Arial" w:eastAsia="Arial" w:hAnsi="Arial"/>
-                <w:b/>
-                <w:bCs/>
-                <w:i w:val="false"/>
-                <w:iCs w:val="false"/>
-                <w:sz w:val="28"/>
-                <w:szCs w:val="28"/>
-              </w:rPr>
-              <w:t xml:space="preserve">PARTIE 3 — Ma recommandation  (raisonnement type brevet)</w:t>
-            </w:r>
-          </w:p>
-        </w:tc>
-      </w:tr>
-    </w:tbl>
-    <w:p>
-      <w:pPr>
-        <w:spacing w:after="64"/>
-      </w:pPr>
-    </w:p>
-    <w:p>
-      <w:pPr>
-        <w:spacing w:after="96"/>
-      </w:pPr>
-      <w:r>
-        <w:rPr>
-          <w:rFonts w:ascii="Arial" w:cs="Arial" w:eastAsia="Arial" w:hAnsi="Arial"/>
-          <w:b/>
-          <w:bCs/>
-          <w:i w:val="false"/>
-          <w:iCs w:val="false"/>
-          <w:sz w:val="26"/>
-          <w:szCs w:val="26"/>
-        </w:rPr>
-        <w:t xml:space="preserve">➤ </w:t>
-      </w:r>
-      <w:r>
-        <w:rPr>
-          <w:rFonts w:ascii="Arial" w:cs="Arial" w:eastAsia="Arial" w:hAnsi="Arial"/>
-          <w:b w:val="false"/>
-          <w:bCs w:val="false"/>
-          <w:i w:val="false"/>
-          <w:iCs w:val="false"/>
-          <w:sz w:val="26"/>
-          <w:szCs w:val="26"/>
-        </w:rPr>
-        <w:t xml:space="preserve">Rédige un paragraphe argumenté recommandant UN modèle pour l'usage prévu au collège. Exigences : au moins TROIS critères chiffrés tirés du tableau, et une phrase sur le respect du budget.</w:t>
-      </w:r>
-    </w:p>
-    <w:p>
-      <w:pPr>
-        <w:spacing w:after="112"/>
-      </w:pPr>
-      <w:r>
-        <w:rPr>
-          <w:rFonts w:ascii="Arial" w:cs="Arial" w:eastAsia="Arial" w:hAnsi="Arial"/>
-          <w:b w:val="false"/>
-          <w:bCs w:val="false"/>
-          <w:i w:val="false"/>
-          <w:iCs w:val="false"/>
-          <w:sz w:val="24"/>
-          <w:szCs w:val="24"/>
-        </w:rPr>
-        <w:t xml:space="preserve">.............................................................................</w:t>
-      </w:r>
-    </w:p>
-    <w:p>
-      <w:pPr>
-        <w:spacing w:after="112"/>
-      </w:pPr>
-      <w:r>
-        <w:rPr>
-          <w:rFonts w:ascii="Arial" w:cs="Arial" w:eastAsia="Arial" w:hAnsi="Arial"/>
-          <w:b w:val="false"/>
-          <w:bCs w:val="false"/>
-          <w:i w:val="false"/>
-          <w:iCs w:val="false"/>
-          <w:sz w:val="24"/>
-          <w:szCs w:val="24"/>
-        </w:rPr>
-        <w:t xml:space="preserve">.............................................................................</w:t>
-      </w:r>
-    </w:p>
-    <w:p>
-      <w:pPr>
-        <w:spacing w:after="112"/>
-      </w:pPr>
-      <w:r>
-        <w:rPr>
-          <w:rFonts w:ascii="Arial" w:cs="Arial" w:eastAsia="Arial" w:hAnsi="Arial"/>
-          <w:b w:val="false"/>
-          <w:bCs w:val="false"/>
-          <w:i w:val="false"/>
-          <w:iCs w:val="false"/>
-          <w:sz w:val="24"/>
-          <w:szCs w:val="24"/>
-        </w:rPr>
-        <w:t xml:space="preserve">.............................................................................</w:t>
-      </w:r>
-    </w:p>
-    <w:p>
-      <w:pPr>
-        <w:spacing w:after="112"/>
-      </w:pPr>
-      <w:r>
-        <w:rPr>
-          <w:rFonts w:ascii="Arial" w:cs="Arial" w:eastAsia="Arial" w:hAnsi="Arial"/>
-          <w:b w:val="false"/>
-          <w:bCs w:val="false"/>
-          <w:i w:val="false"/>
-          <w:iCs w:val="false"/>
-          <w:sz w:val="24"/>
-          <w:szCs w:val="24"/>
-        </w:rPr>
-        <w:t xml:space="preserve">.............................................................................</w:t>
-      </w:r>
-    </w:p>
-    <w:p>
-      <w:pPr>
-        <w:spacing w:after="112"/>
-      </w:pPr>
-      <w:r>
-        <w:rPr>
-          <w:rFonts w:ascii="Arial" w:cs="Arial" w:eastAsia="Arial" w:hAnsi="Arial"/>
-          <w:b w:val="false"/>
-          <w:bCs w:val="false"/>
-          <w:i w:val="false"/>
-          <w:iCs w:val="false"/>
-          <w:sz w:val="24"/>
-          <w:szCs w:val="24"/>
-        </w:rPr>
-        <w:t xml:space="preserve">.............................................................................</w:t>
-      </w:r>
-    </w:p>
-    <w:p>
-      <w:pPr>
-        <w:spacing w:after="64"/>
-      </w:pPr>
-    </w:p>
-    <w:tbl>
-      <w:tblPr>
-        <w:tblW w:type="dxa" w:w="9360"/>
-        <w:tblBorders>
-          <w:top w:val="single" w:color="auto" w:sz="4"/>
-          <w:left w:val="single" w:color="auto" w:sz="4"/>
-          <w:bottom w:val="single" w:color="auto" w:sz="4"/>
-          <w:right w:val="single" w:color="auto" w:sz="4"/>
-          <w:insideH w:val="single" w:color="auto" w:sz="4"/>
-          <w:insideV w:val="single" w:color="auto" w:sz="4"/>
-        </w:tblBorders>
-      </w:tblPr>
-      <w:tblGrid>
-        <w:gridCol w:w="9360"/>
-      </w:tblGrid>
-      <w:tr>
-        <w:tc>
-          <w:tcPr>
-            <w:tcW w:type="dxa" w:w="9360"/>
-            <w:tcBorders>
-              <w:top w:val="single" w:color="000000" w:sz="6"/>
-              <w:left w:val="single" w:color="000000" w:sz="6"/>
-              <w:bottom w:val="single" w:color="000000" w:sz="6"/>
-              <w:right w:val="single" w:color="000000" w:sz="6"/>
-            </w:tcBorders>
-            <w:shd w:fill="D9D9D9" w:val="clear"/>
-            <w:tcMar>
-              <w:top w:type="dxa" w:w="40"/>
-              <w:left w:type="dxa" w:w="80"/>
-              <w:bottom w:type="dxa" w:w="40"/>
-              <w:right w:type="dxa" w:w="80"/>
-            </w:tcMar>
-            <w:vAlign w:val="center"/>
-          </w:tcPr>
-          <w:p>
-            <w:pPr>
-              <w:spacing w:after="0"/>
-            </w:pPr>
-            <w:r>
-              <w:rPr>
-                <w:rFonts w:ascii="Arial" w:cs="Arial" w:eastAsia="Arial" w:hAnsi="Arial"/>
-                <w:b/>
-                <w:bCs/>
-                <w:i w:val="false"/>
-                <w:iCs w:val="false"/>
-                <w:sz w:val="28"/>
-                <w:szCs w:val="28"/>
-              </w:rPr>
-              <w:t xml:space="preserve">PARTIE 4 — Le vrai coût d'un ordinateur</w:t>
-            </w:r>
-          </w:p>
-        </w:tc>
-      </w:tr>
-    </w:tbl>
-    <w:p>
-      <w:pPr>
-        <w:spacing w:after="64"/>
-      </w:pPr>
-    </w:p>
-    <w:p>
-      <w:pPr>
-        <w:spacing w:after="96"/>
-      </w:pPr>
-      <w:r>
-        <w:rPr>
-          <w:rFonts w:ascii="Arial" w:cs="Arial" w:eastAsia="Arial" w:hAnsi="Arial"/>
-          <w:b/>
-          <w:bCs/>
-          <w:i w:val="false"/>
-          <w:iCs w:val="false"/>
-          <w:sz w:val="24"/>
-          <w:szCs w:val="24"/>
-        </w:rPr>
-        <w:t xml:space="preserve">4a. Le PC B affiche un indice de réparabilité de 8/10 : sa RAM et son SSD se remplacent facilement. Explique en quoi cela réduit le coût réel de l'ordinateur sur 5 ans.</w:t>
-      </w:r>
-    </w:p>
-    <w:p>
-      <w:pPr>
-        <w:spacing w:after="112"/>
-      </w:pPr>
-      <w:r>
-        <w:rPr>
-          <w:rFonts w:ascii="Arial" w:cs="Arial" w:eastAsia="Arial" w:hAnsi="Arial"/>
-          <w:b w:val="false"/>
-          <w:bCs w:val="false"/>
-          <w:i w:val="false"/>
-          <w:iCs w:val="false"/>
-          <w:sz w:val="24"/>
-          <w:szCs w:val="24"/>
-        </w:rPr>
-        <w:t xml:space="preserve">.............................................................................</w:t>
-      </w:r>
-    </w:p>
-    <w:p>
-      <w:pPr>
-        <w:spacing w:after="112"/>
-      </w:pPr>
-      <w:r>
-        <w:rPr>
-          <w:rFonts w:ascii="Arial" w:cs="Arial" w:eastAsia="Arial" w:hAnsi="Arial"/>
-          <w:b w:val="false"/>
-          <w:bCs w:val="false"/>
-          <w:i w:val="false"/>
-          <w:iCs w:val="false"/>
-          <w:sz w:val="24"/>
-          <w:szCs w:val="24"/>
-        </w:rPr>
-        <w:t xml:space="preserve">.............................................................................</w:t>
-      </w:r>
-    </w:p>
-    <w:p>
-      <w:pPr>
-        <w:spacing w:after="96"/>
-      </w:pPr>
-      <w:r>
-        <w:rPr>
-          <w:rFonts w:ascii="Arial" w:cs="Arial" w:eastAsia="Arial" w:hAnsi="Arial"/>
-          <w:b/>
-          <w:bCs/>
-          <w:i w:val="false"/>
-          <w:iCs w:val="false"/>
-          <w:sz w:val="24"/>
-          <w:szCs w:val="24"/>
-        </w:rPr>
-        <w:t xml:space="preserve">4b. Le PC C n'a pas de SAV en Nouvelle-Calédonie : il repart en métropole en cas de panne. Cite UNE conséquence concrète pour le collège.</w:t>
-      </w:r>
-    </w:p>
-    <w:p>
-      <w:pPr>
-        <w:spacing w:after="112"/>
-      </w:pPr>
-      <w:r>
-        <w:rPr>
-          <w:rFonts w:ascii="Arial" w:cs="Arial" w:eastAsia="Arial" w:hAnsi="Arial"/>
-          <w:b w:val="false"/>
-          <w:bCs w:val="false"/>
-          <w:i w:val="false"/>
-          <w:iCs w:val="false"/>
-          <w:sz w:val="24"/>
-          <w:szCs w:val="24"/>
-        </w:rPr>
-        <w:t xml:space="preserve">.............................................................................</w:t>
-      </w:r>
-    </w:p>
-    <w:p>
-      <w:pPr>
-        <w:spacing w:after="64"/>
-      </w:pPr>
-    </w:p>
-    <w:tbl>
-      <w:tblPr>
-        <w:tblW w:type="dxa" w:w="9360"/>
-        <w:tblBorders>
-          <w:top w:val="single" w:color="auto" w:sz="4"/>
-          <w:left w:val="single" w:color="auto" w:sz="4"/>
-          <w:bottom w:val="single" w:color="auto" w:sz="4"/>
-          <w:right w:val="single" w:color="auto" w:sz="4"/>
-          <w:insideH w:val="single" w:color="auto" w:sz="4"/>
-          <w:insideV w:val="single" w:color="auto" w:sz="4"/>
-        </w:tblBorders>
-      </w:tblPr>
-      <w:tblGrid>
-        <w:gridCol w:w="9360"/>
-      </w:tblGrid>
-      <w:tr>
+        <w:trPr>
+          <w:cantSplit/>
+        </w:trPr>
         <w:tc>
           <w:tcPr>
             <w:tcW w:type="dxa" w:w="9360"/>

--- a/public/2026/seq02/FICHE_S2-A07_CHOISIR_4eme.docx
+++ b/public/2026/seq02/FICHE_S2-A07_CHOISIR_4eme.docx
@@ -211,32 +211,6 @@
                 <w:szCs w:val="15"/>
               </w:rPr>
               <w:t xml:space="preserve">ACTIVITÉ N°07</w:t>
-            </w:r>
-          </w:p>
-          <w:p>
-            <w:pPr>
-              <w:spacing w:after="0"/>
-            </w:pPr>
-            <w:r>
-              <w:rPr>
-                <w:rFonts w:ascii="Arial" w:cs="Arial" w:eastAsia="Arial" w:hAnsi="Arial"/>
-                <w:sz w:val="14"/>
-                <w:szCs w:val="14"/>
-              </w:rPr>
-              <w:t xml:space="preserve">NOM : ..............................</w:t>
-            </w:r>
-          </w:p>
-          <w:p>
-            <w:pPr>
-              <w:spacing w:after="0"/>
-            </w:pPr>
-            <w:r>
-              <w:rPr>
-                <w:rFonts w:ascii="Arial" w:cs="Arial" w:eastAsia="Arial" w:hAnsi="Arial"/>
-                <w:sz w:val="14"/>
-                <w:szCs w:val="14"/>
-              </w:rPr>
-              <w:t xml:space="preserve">PRÉNOM : .........................</w:t>
             </w:r>
           </w:p>
         </w:tc>

--- a/public/2026/seq02/FICHE_S2-A07_CHOISIR_4eme.docx
+++ b/public/2026/seq02/FICHE_S2-A07_CHOISIR_4eme.docx
@@ -1776,7 +1776,7 @@
     </w:p>
     <w:p>
       <w:pPr>
-        <w:spacing w:after="112"/>
+        <w:spacing w:after="230"/>
       </w:pPr>
       <w:r>
         <w:rPr>
@@ -1788,7 +1788,7 @@
           <w:sz w:val="24"/>
           <w:szCs w:val="24"/>
         </w:rPr>
-        <w:t xml:space="preserve">.............................................................................</w:t>
+        <w:t xml:space="preserve">......................................................................................................................................................</w:t>
       </w:r>
     </w:p>
     <w:p>
@@ -1810,7 +1810,7 @@
     </w:p>
     <w:p>
       <w:pPr>
-        <w:spacing w:after="112"/>
+        <w:spacing w:after="230"/>
       </w:pPr>
       <w:r>
         <w:rPr>
@@ -1822,7 +1822,7 @@
           <w:sz w:val="24"/>
           <w:szCs w:val="24"/>
         </w:rPr>
-        <w:t xml:space="preserve">.............................................................................</w:t>
+        <w:t xml:space="preserve">......................................................................................................................................................</w:t>
       </w:r>
     </w:p>
     <w:p>
@@ -1844,7 +1844,7 @@
     </w:p>
     <w:p>
       <w:pPr>
-        <w:spacing w:after="112"/>
+        <w:spacing w:after="230"/>
       </w:pPr>
       <w:r>
         <w:rPr>
@@ -1856,7 +1856,7 @@
           <w:sz w:val="24"/>
           <w:szCs w:val="24"/>
         </w:rPr>
-        <w:t xml:space="preserve">.............................................................................</w:t>
+        <w:t xml:space="preserve">......................................................................................................................................................</w:t>
       </w:r>
     </w:p>
     <w:p>
@@ -1919,7 +1919,7 @@
     </w:p>
     <w:p>
       <w:pPr>
-        <w:spacing w:after="112"/>
+        <w:spacing w:after="230"/>
       </w:pPr>
       <w:r>
         <w:rPr>
@@ -1931,12 +1931,12 @@
           <w:sz w:val="24"/>
           <w:szCs w:val="24"/>
         </w:rPr>
-        <w:t xml:space="preserve">.............................................................................</w:t>
-      </w:r>
-    </w:p>
-    <w:p>
-      <w:pPr>
-        <w:spacing w:after="112"/>
+        <w:t xml:space="preserve">......................................................................................................................................................</w:t>
+      </w:r>
+    </w:p>
+    <w:p>
+      <w:pPr>
+        <w:spacing w:after="230"/>
       </w:pPr>
       <w:r>
         <w:rPr>
@@ -1948,12 +1948,12 @@
           <w:sz w:val="24"/>
           <w:szCs w:val="24"/>
         </w:rPr>
-        <w:t xml:space="preserve">.............................................................................</w:t>
-      </w:r>
-    </w:p>
-    <w:p>
-      <w:pPr>
-        <w:spacing w:after="112"/>
+        <w:t xml:space="preserve">......................................................................................................................................................</w:t>
+      </w:r>
+    </w:p>
+    <w:p>
+      <w:pPr>
+        <w:spacing w:after="230"/>
       </w:pPr>
       <w:r>
         <w:rPr>
@@ -1965,12 +1965,12 @@
           <w:sz w:val="24"/>
           <w:szCs w:val="24"/>
         </w:rPr>
-        <w:t xml:space="preserve">.............................................................................</w:t>
-      </w:r>
-    </w:p>
-    <w:p>
-      <w:pPr>
-        <w:spacing w:after="112"/>
+        <w:t xml:space="preserve">......................................................................................................................................................</w:t>
+      </w:r>
+    </w:p>
+    <w:p>
+      <w:pPr>
+        <w:spacing w:after="230"/>
       </w:pPr>
       <w:r>
         <w:rPr>
@@ -1982,12 +1982,12 @@
           <w:sz w:val="24"/>
           <w:szCs w:val="24"/>
         </w:rPr>
-        <w:t xml:space="preserve">.............................................................................</w:t>
-      </w:r>
-    </w:p>
-    <w:p>
-      <w:pPr>
-        <w:spacing w:after="112"/>
+        <w:t xml:space="preserve">......................................................................................................................................................</w:t>
+      </w:r>
+    </w:p>
+    <w:p>
+      <w:pPr>
+        <w:spacing w:after="230"/>
       </w:pPr>
       <w:r>
         <w:rPr>
@@ -1999,7 +1999,7 @@
           <w:sz w:val="24"/>
           <w:szCs w:val="24"/>
         </w:rPr>
-        <w:t xml:space="preserve">.............................................................................</w:t>
+        <w:t xml:space="preserve">......................................................................................................................................................</w:t>
       </w:r>
     </w:p>
     <w:p>
@@ -2048,7 +2048,7 @@
     </w:p>
     <w:p>
       <w:pPr>
-        <w:spacing w:after="112"/>
+        <w:spacing w:after="230"/>
       </w:pPr>
       <w:r>
         <w:rPr>
@@ -2060,12 +2060,12 @@
           <w:sz w:val="24"/>
           <w:szCs w:val="24"/>
         </w:rPr>
-        <w:t xml:space="preserve">.............................................................................</w:t>
-      </w:r>
-    </w:p>
-    <w:p>
-      <w:pPr>
-        <w:spacing w:after="112"/>
+        <w:t xml:space="preserve">......................................................................................................................................................</w:t>
+      </w:r>
+    </w:p>
+    <w:p>
+      <w:pPr>
+        <w:spacing w:after="230"/>
       </w:pPr>
       <w:r>
         <w:rPr>
@@ -2077,7 +2077,7 @@
           <w:sz w:val="24"/>
           <w:szCs w:val="24"/>
         </w:rPr>
-        <w:t xml:space="preserve">.............................................................................</w:t>
+        <w:t xml:space="preserve">......................................................................................................................................................</w:t>
       </w:r>
     </w:p>
     <w:p>
@@ -2099,7 +2099,7 @@
     </w:p>
     <w:p>
       <w:pPr>
-        <w:spacing w:after="112"/>
+        <w:spacing w:after="230"/>
       </w:pPr>
       <w:r>
         <w:rPr>
@@ -2111,7 +2111,7 @@
           <w:sz w:val="24"/>
           <w:szCs w:val="24"/>
         </w:rPr>
-        <w:t xml:space="preserve">.............................................................................</w:t>
+        <w:t xml:space="preserve">......................................................................................................................................................</w:t>
       </w:r>
     </w:p>
     <w:p>

--- a/public/2026/seq02/FICHE_S2-A07_CHOISIR_4eme.docx
+++ b/public/2026/seq02/FICHE_S2-A07_CHOISIR_4eme.docx
@@ -345,6 +345,30 @@
         </w:tc>
       </w:tr>
     </w:tbl>
+    <w:p>
+      <w:pPr>
+        <w:keepNext/>
+        <w:spacing w:after="128"/>
+      </w:pPr>
+      <w:r>
+        <w:rPr>
+          <w:rFonts w:ascii="Arial" w:cs="Arial" w:eastAsia="Arial" w:hAnsi="Arial"/>
+          <w:sz w:val="24"/>
+          <w:szCs w:val="24"/>
+          <w:b/>
+          <w:bCs/>
+        </w:rPr>
+        <w:t xml:space="preserve">OBJECTIF — </w:t>
+      </w:r>
+      <w:r>
+        <w:rPr>
+          <w:rFonts w:ascii="Arial" w:cs="Arial" w:eastAsia="Arial" w:hAnsi="Arial"/>
+          <w:sz w:val="24"/>
+          <w:szCs w:val="24"/>
+        </w:rPr>
+        <w:t xml:space="preserve">Tu sauras comparer deux devis et recommander un achat en respectant un budget.</w:t>
+      </w:r>
+    </w:p>
     <w:p>
       <w:pPr>
         <w:keepNext/>

--- a/public/2026/seq02/FICHE_S2-A07_CHOISIR_4eme.docx
+++ b/public/2026/seq02/FICHE_S2-A07_CHOISIR_4eme.docx
@@ -453,6 +453,35 @@
         </w:tc>
       </w:tr>
     </w:tbl>
+    <w:p>
+      <w:pPr>
+        <w:keepNext/>
+        <w:spacing w:before="96" w:after="60"/>
+      </w:pPr>
+      <w:r>
+        <w:rPr>
+          <w:rFonts w:ascii="Arial" w:cs="Arial" w:eastAsia="Arial" w:hAnsi="Arial"/>
+          <w:sz w:val="22"/>
+          <w:szCs w:val="22"/>
+          <w:i/>
+          <w:iCs/>
+        </w:rPr>
+        <w:t xml:space="preserve">D'APRÈS TOI ? Réponds AVANT de commencer, même sans être sûr. Ça ne se note pas.</w:t>
+      </w:r>
+    </w:p>
+    <w:p>
+      <w:pPr>
+        <w:spacing w:after="240"/>
+      </w:pPr>
+      <w:r>
+        <w:rPr>
+          <w:rFonts w:ascii="Arial" w:cs="Arial" w:eastAsia="Arial" w:hAnsi="Arial"/>
+          <w:sz w:val="24"/>
+          <w:szCs w:val="24"/>
+        </w:rPr>
+        <w:t xml:space="preserve">............................................................................................................................................</w:t>
+      </w:r>
+    </w:p>
     <w:p>
       <w:pPr>
         <w:keepNext/>

--- a/public/2026/seq02/FICHE_S2-A07_CHOISIR_4eme.docx
+++ b/public/2026/seq02/FICHE_S2-A07_CHOISIR_4eme.docx
@@ -480,6 +480,52 @@
           <w:szCs w:val="24"/>
         </w:rPr>
         <w:t xml:space="preserve">............................................................................................................................................</w:t>
+      </w:r>
+    </w:p>
+    <w:p>
+      <w:pPr>
+        <w:keepNext/>
+        <w:pBdr>
+          <w:top w:val="single" w:sz="6" w:space="2" w:color="D9D9D9"/>
+          <w:left w:val="single" w:sz="6" w:space="2" w:color="D9D9D9"/>
+          <w:bottom w:val="single" w:sz="6" w:space="2" w:color="D9D9D9"/>
+          <w:right w:val="single" w:sz="6" w:space="2" w:color="D9D9D9"/>
+        </w:pBdr>
+        <w:shd w:val="clear" w:color="auto" w:fill="F2F2F2"/>
+        <w:spacing w:before="80" w:after="120"/>
+        <w:ind w:left="60" w:right="60"/>
+      </w:pPr>
+      <w:r>
+        <w:rPr>
+          <w:rFonts w:ascii="Arial" w:cs="Arial" w:eastAsia="Arial" w:hAnsi="Arial"/>
+          <w:b/>
+          <w:bCs/>
+          <w:sz w:val="24"/>
+          <w:szCs w:val="24"/>
+        </w:rPr>
+        <w:t xml:space="preserve">RESSOURCE 1 — L’unité centrale</w:t>
+      </w:r>
+      <w:r>
+        <w:rPr>
+          <w:rFonts w:ascii="Arial" w:cs="Arial" w:eastAsia="Arial" w:hAnsi="Arial"/>
+          <w:sz w:val="24"/>
+          <w:szCs w:val="24"/>
+        </w:rPr>
+        <w:t xml:space="preserve"> · Techno-Flash · rien à installer</w:t>
+      </w:r>
+      <w:r>
+        <w:rPr>
+          <w:rFonts w:ascii="Arial" w:cs="Arial" w:eastAsia="Arial" w:hAnsi="Arial"/>
+        </w:rPr>
+        <w:br/>
+      </w:r>
+      <w:r>
+        <w:rPr>
+          <w:rFonts w:ascii="Arial" w:cs="Arial" w:eastAsia="Arial" w:hAnsi="Arial"/>
+          <w:sz w:val="22"/>
+          <w:szCs w:val="22"/>
+        </w:rPr>
+        <w:t xml:space="preserve">→ techno-flash.com/animations/unicenligne/unite_centrale.html</w:t>
       </w:r>
     </w:p>
     <w:p>
